--- a/public/files/guarantor_contract.docx
+++ b/public/files/guarantor_contract.docx
@@ -71,6 +71,18 @@
           <w:lang w:val="en-GB"/>
         </w:rPr>
         <w:t>№</w:t>
+      </w:r>
+      <w:r>
+        <w:rPr>
+          <w:rFonts w:ascii="Times New Roman" w:eastAsia="Times New Roman" w:hAnsi="Times New Roman" w:cs="Times New Roman"/>
+          <w:b/>
+          <w:bCs/>
+          <w:i/>
+          <w:iCs/>
+          <w:color w:val="000000" w:themeColor="text1"/>
+          <w:lang w:val="en-GB"/>
+        </w:rPr>
+        <w:t xml:space="preserve"> ${num}</w:t>
       </w:r>
     </w:p>
     <w:tbl>
@@ -234,64 +246,8 @@
           <w:szCs w:val="18"/>
           <w:lang w:val="en-GB"/>
         </w:rPr>
-        <w:t xml:space="preserve">53 շենք, 35 </w:t>
-      </w:r>
-      <w:proofErr w:type="spellStart"/>
-      <w:r>
-        <w:rPr>
-          <w:rFonts w:ascii="Times New Roman" w:eastAsia="Times New Roman" w:hAnsi="Times New Roman" w:cs="Times New Roman"/>
-          <w:color w:val="000000" w:themeColor="text1"/>
-          <w:sz w:val="18"/>
-          <w:szCs w:val="18"/>
-          <w:lang w:val="en-GB"/>
-        </w:rPr>
-        <w:t>ոչ</w:t>
-      </w:r>
-      <w:proofErr w:type="spellEnd"/>
-      <w:r>
-        <w:rPr>
-          <w:rFonts w:ascii="Times New Roman" w:eastAsia="Times New Roman" w:hAnsi="Times New Roman" w:cs="Times New Roman"/>
-          <w:color w:val="000000" w:themeColor="text1"/>
-          <w:sz w:val="18"/>
-          <w:szCs w:val="18"/>
-          <w:lang w:val="en-GB"/>
-        </w:rPr>
-        <w:t xml:space="preserve"> </w:t>
-      </w:r>
-      <w:proofErr w:type="spellStart"/>
-      <w:r>
-        <w:rPr>
-          <w:rFonts w:ascii="Times New Roman" w:eastAsia="Times New Roman" w:hAnsi="Times New Roman" w:cs="Times New Roman"/>
-          <w:color w:val="000000" w:themeColor="text1"/>
-          <w:sz w:val="18"/>
-          <w:szCs w:val="18"/>
-          <w:lang w:val="en-GB"/>
-        </w:rPr>
-        <w:t>բնակելի</w:t>
-      </w:r>
-      <w:proofErr w:type="spellEnd"/>
-      <w:r>
-        <w:rPr>
-          <w:rFonts w:ascii="Times New Roman" w:eastAsia="Times New Roman" w:hAnsi="Times New Roman" w:cs="Times New Roman"/>
-          <w:color w:val="000000" w:themeColor="text1"/>
-          <w:sz w:val="18"/>
-          <w:szCs w:val="18"/>
-          <w:lang w:val="en-GB"/>
-        </w:rPr>
-        <w:t xml:space="preserve"> </w:t>
-      </w:r>
-      <w:proofErr w:type="spellStart"/>
-      <w:r>
-        <w:rPr>
-          <w:rFonts w:ascii="Times New Roman" w:eastAsia="Times New Roman" w:hAnsi="Times New Roman" w:cs="Times New Roman"/>
-          <w:color w:val="000000" w:themeColor="text1"/>
-          <w:sz w:val="18"/>
-          <w:szCs w:val="18"/>
-          <w:lang w:val="en-GB"/>
-        </w:rPr>
-        <w:t>տարածք</w:t>
-      </w:r>
-      <w:proofErr w:type="spellEnd"/>
+        <w:t>53 շենք, 35 ոչ բնակելի տարածք</w:t>
+      </w:r>
       <w:r>
         <w:rPr>
           <w:rFonts w:ascii="Times New Roman" w:eastAsia="Times New Roman" w:hAnsi="Times New Roman" w:cs="Times New Roman"/>
@@ -377,20 +333,18 @@
           <w:szCs w:val="18"/>
           <w:lang w:val="en-GB"/>
         </w:rPr>
-        <w:t>${</w:t>
-      </w:r>
-      <w:proofErr w:type="spellStart"/>
+        <w:t>${g_pass_ser}</w:t>
+      </w:r>
       <w:r>
         <w:rPr>
           <w:rFonts w:ascii="Times New Roman" w:eastAsia="Times New Roman" w:hAnsi="Times New Roman" w:cs="Times New Roman"/>
           <w:color w:val="000000" w:themeColor="text1"/>
           <w:sz w:val="18"/>
           <w:szCs w:val="18"/>
-          <w:lang w:val="en-GB"/>
-        </w:rPr>
-        <w:t>g_pass_ser</w:t>
-      </w:r>
-      <w:proofErr w:type="spellEnd"/>
+          <w:lang w:val="hy-AM"/>
+        </w:rPr>
+        <w:t xml:space="preserve">, տրված՝ </w:t>
+      </w:r>
       <w:r>
         <w:rPr>
           <w:rFonts w:ascii="Times New Roman" w:eastAsia="Times New Roman" w:hAnsi="Times New Roman" w:cs="Times New Roman"/>
@@ -399,7 +353,7 @@
           <w:szCs w:val="18"/>
           <w:lang w:val="en-GB"/>
         </w:rPr>
-        <w:t>}</w:t>
+        <w:t xml:space="preserve">${g_pass_val} </w:t>
       </w:r>
       <w:r>
         <w:rPr>
@@ -407,9 +361,9 @@
           <w:color w:val="000000" w:themeColor="text1"/>
           <w:sz w:val="18"/>
           <w:szCs w:val="18"/>
-          <w:lang w:val="hy-AM"/>
-        </w:rPr>
-        <w:t xml:space="preserve">, տրված՝ </w:t>
+          <w:lang w:val="en-GB"/>
+        </w:rPr>
+        <w:t xml:space="preserve">թվականին, </w:t>
       </w:r>
       <w:r>
         <w:rPr>
@@ -419,9 +373,8 @@
           <w:szCs w:val="18"/>
           <w:lang w:val="en-GB"/>
         </w:rPr>
-        <w:t>${</w:t>
-      </w:r>
-      <w:proofErr w:type="spellStart"/>
+        <w:t>${g_pass_iss}</w:t>
+      </w:r>
       <w:r>
         <w:rPr>
           <w:rFonts w:ascii="Times New Roman" w:eastAsia="Times New Roman" w:hAnsi="Times New Roman" w:cs="Times New Roman"/>
@@ -430,9 +383,8 @@
           <w:szCs w:val="18"/>
           <w:lang w:val="en-GB"/>
         </w:rPr>
-        <w:t>g_pass_val</w:t>
-      </w:r>
-      <w:proofErr w:type="spellEnd"/>
+        <w:t xml:space="preserve">-ի կողմից, ՀԾՀ՝ </w:t>
+      </w:r>
       <w:r>
         <w:rPr>
           <w:rFonts w:ascii="Times New Roman" w:eastAsia="Times New Roman" w:hAnsi="Times New Roman" w:cs="Times New Roman"/>
@@ -441,125 +393,7 @@
           <w:szCs w:val="18"/>
           <w:lang w:val="en-GB"/>
         </w:rPr>
-        <w:t xml:space="preserve">} </w:t>
-      </w:r>
-      <w:proofErr w:type="spellStart"/>
-      <w:r>
-        <w:rPr>
-          <w:rFonts w:ascii="Times New Roman" w:eastAsia="Times New Roman" w:hAnsi="Times New Roman" w:cs="Times New Roman"/>
-          <w:color w:val="000000" w:themeColor="text1"/>
-          <w:sz w:val="18"/>
-          <w:szCs w:val="18"/>
-          <w:lang w:val="en-GB"/>
-        </w:rPr>
-        <w:t>թվականին</w:t>
-      </w:r>
-      <w:proofErr w:type="spellEnd"/>
-      <w:r>
-        <w:rPr>
-          <w:rFonts w:ascii="Times New Roman" w:eastAsia="Times New Roman" w:hAnsi="Times New Roman" w:cs="Times New Roman"/>
-          <w:color w:val="000000" w:themeColor="text1"/>
-          <w:sz w:val="18"/>
-          <w:szCs w:val="18"/>
-          <w:lang w:val="en-GB"/>
-        </w:rPr>
-        <w:t xml:space="preserve">, </w:t>
-      </w:r>
-      <w:r>
-        <w:rPr>
-          <w:rFonts w:ascii="Times New Roman" w:eastAsia="Times New Roman" w:hAnsi="Times New Roman" w:cs="Times New Roman"/>
-          <w:color w:val="000000" w:themeColor="text1"/>
-          <w:sz w:val="18"/>
-          <w:szCs w:val="18"/>
-          <w:lang w:val="en-GB"/>
-        </w:rPr>
-        <w:t>${</w:t>
-      </w:r>
-      <w:proofErr w:type="spellStart"/>
-      <w:r>
-        <w:rPr>
-          <w:rFonts w:ascii="Times New Roman" w:eastAsia="Times New Roman" w:hAnsi="Times New Roman" w:cs="Times New Roman"/>
-          <w:color w:val="000000" w:themeColor="text1"/>
-          <w:sz w:val="18"/>
-          <w:szCs w:val="18"/>
-          <w:lang w:val="en-GB"/>
-        </w:rPr>
-        <w:t>g_pass_iss</w:t>
-      </w:r>
-      <w:proofErr w:type="spellEnd"/>
-      <w:r>
-        <w:rPr>
-          <w:rFonts w:ascii="Times New Roman" w:eastAsia="Times New Roman" w:hAnsi="Times New Roman" w:cs="Times New Roman"/>
-          <w:color w:val="000000" w:themeColor="text1"/>
-          <w:sz w:val="18"/>
-          <w:szCs w:val="18"/>
-          <w:lang w:val="en-GB"/>
-        </w:rPr>
-        <w:t>}</w:t>
-      </w:r>
-      <w:r>
-        <w:rPr>
-          <w:rFonts w:ascii="Times New Roman" w:eastAsia="Times New Roman" w:hAnsi="Times New Roman" w:cs="Times New Roman"/>
-          <w:color w:val="000000" w:themeColor="text1"/>
-          <w:sz w:val="18"/>
-          <w:szCs w:val="18"/>
-          <w:lang w:val="en-GB"/>
-        </w:rPr>
-        <w:t xml:space="preserve">-ի </w:t>
-      </w:r>
-      <w:proofErr w:type="spellStart"/>
-      <w:r>
-        <w:rPr>
-          <w:rFonts w:ascii="Times New Roman" w:eastAsia="Times New Roman" w:hAnsi="Times New Roman" w:cs="Times New Roman"/>
-          <w:color w:val="000000" w:themeColor="text1"/>
-          <w:sz w:val="18"/>
-          <w:szCs w:val="18"/>
-          <w:lang w:val="en-GB"/>
-        </w:rPr>
-        <w:t>կողմից</w:t>
-      </w:r>
-      <w:proofErr w:type="spellEnd"/>
-      <w:r>
-        <w:rPr>
-          <w:rFonts w:ascii="Times New Roman" w:eastAsia="Times New Roman" w:hAnsi="Times New Roman" w:cs="Times New Roman"/>
-          <w:color w:val="000000" w:themeColor="text1"/>
-          <w:sz w:val="18"/>
-          <w:szCs w:val="18"/>
-          <w:lang w:val="en-GB"/>
-        </w:rPr>
-        <w:t xml:space="preserve">, ՀԾՀ՝ </w:t>
-      </w:r>
-      <w:r>
-        <w:rPr>
-          <w:rFonts w:ascii="Times New Roman" w:eastAsia="Times New Roman" w:hAnsi="Times New Roman" w:cs="Times New Roman"/>
-          <w:color w:val="000000" w:themeColor="text1"/>
-          <w:sz w:val="18"/>
-          <w:szCs w:val="18"/>
-          <w:lang w:val="en-GB"/>
-        </w:rPr>
-        <w:t xml:space="preserve"> ${</w:t>
-      </w:r>
-      <w:proofErr w:type="spellStart"/>
-      <w:r>
-        <w:rPr>
-          <w:rFonts w:ascii="Times New Roman" w:eastAsia="Times New Roman" w:hAnsi="Times New Roman" w:cs="Times New Roman"/>
-          <w:color w:val="000000" w:themeColor="text1"/>
-          <w:sz w:val="18"/>
-          <w:szCs w:val="18"/>
-          <w:lang w:val="en-GB"/>
-        </w:rPr>
-        <w:t>g_soc_num</w:t>
-      </w:r>
-      <w:proofErr w:type="spellEnd"/>
-      <w:r>
-        <w:rPr>
-          <w:rFonts w:ascii="Times New Roman" w:eastAsia="Times New Roman" w:hAnsi="Times New Roman" w:cs="Times New Roman"/>
-          <w:color w:val="000000" w:themeColor="text1"/>
-          <w:sz w:val="18"/>
-          <w:szCs w:val="18"/>
-          <w:lang w:val="en-GB"/>
-        </w:rPr>
-        <w:t>}</w:t>
+        <w:t xml:space="preserve"> ${g_soc_num}</w:t>
       </w:r>
       <w:r>
         <w:rPr>
@@ -777,29 +611,8 @@
           <w:szCs w:val="18"/>
           <w:lang w:val="en-GB"/>
         </w:rPr>
-        <w:t>(</w:t>
-      </w:r>
-      <w:proofErr w:type="spellStart"/>
-      <w:r>
-        <w:rPr>
-          <w:rFonts w:ascii="Times New Roman" w:hAnsi="Times New Roman" w:cs="Times New Roman"/>
-          <w:sz w:val="18"/>
-          <w:szCs w:val="18"/>
-          <w:lang w:val="en-GB"/>
-        </w:rPr>
-        <w:t>այսուհետ</w:t>
-      </w:r>
-      <w:proofErr w:type="spellEnd"/>
-      <w:r>
-        <w:rPr>
-          <w:rFonts w:ascii="Times New Roman" w:hAnsi="Times New Roman" w:cs="Times New Roman"/>
-          <w:sz w:val="18"/>
-          <w:szCs w:val="18"/>
-          <w:lang w:val="en-GB"/>
-        </w:rPr>
-        <w:t xml:space="preserve">՝ </w:t>
-      </w:r>
-      <w:proofErr w:type="spellStart"/>
+        <w:t xml:space="preserve">(այսուհետ՝ </w:t>
+      </w:r>
       <w:r>
         <w:rPr>
           <w:rFonts w:ascii="Times New Roman" w:hAnsi="Times New Roman" w:cs="Times New Roman"/>
@@ -811,35 +624,14 @@
         </w:rPr>
         <w:t>Պարտապան</w:t>
       </w:r>
-      <w:proofErr w:type="spellEnd"/>
-      <w:r>
-        <w:rPr>
-          <w:rFonts w:ascii="Times New Roman" w:hAnsi="Times New Roman" w:cs="Times New Roman"/>
-          <w:sz w:val="18"/>
-          <w:szCs w:val="18"/>
-          <w:lang w:val="en-GB"/>
-        </w:rPr>
-        <w:t xml:space="preserve">) </w:t>
-      </w:r>
-      <w:proofErr w:type="spellStart"/>
-      <w:r>
-        <w:rPr>
-          <w:rFonts w:ascii="Times New Roman" w:hAnsi="Times New Roman" w:cs="Times New Roman"/>
-          <w:sz w:val="18"/>
-          <w:szCs w:val="18"/>
-          <w:lang w:val="en-GB"/>
-        </w:rPr>
-        <w:t>միջև</w:t>
-      </w:r>
-      <w:proofErr w:type="spellEnd"/>
-      <w:r>
-        <w:rPr>
-          <w:rFonts w:ascii="Times New Roman" w:hAnsi="Times New Roman" w:cs="Times New Roman"/>
-          <w:sz w:val="18"/>
-          <w:szCs w:val="18"/>
-          <w:lang w:val="en-GB"/>
-        </w:rPr>
-        <w:t xml:space="preserve"> </w:t>
+      <w:r>
+        <w:rPr>
+          <w:rFonts w:ascii="Times New Roman" w:hAnsi="Times New Roman" w:cs="Times New Roman"/>
+          <w:sz w:val="18"/>
+          <w:szCs w:val="18"/>
+          <w:lang w:val="en-GB"/>
+        </w:rPr>
+        <w:t xml:space="preserve">) միջև </w:t>
       </w:r>
       <w:r>
         <w:rPr>
@@ -857,229 +649,44 @@
           <w:szCs w:val="18"/>
           <w:lang w:val="en-GB"/>
         </w:rPr>
-        <w:t>-</w:t>
-      </w:r>
-      <w:proofErr w:type="spellStart"/>
-      <w:r>
-        <w:rPr>
-          <w:rFonts w:ascii="Times New Roman" w:hAnsi="Times New Roman" w:cs="Times New Roman"/>
-          <w:sz w:val="18"/>
-          <w:szCs w:val="18"/>
-          <w:lang w:val="en-GB"/>
-        </w:rPr>
-        <w:t>ին</w:t>
-      </w:r>
-      <w:proofErr w:type="spellEnd"/>
-      <w:r>
-        <w:rPr>
-          <w:rFonts w:ascii="Times New Roman" w:hAnsi="Times New Roman" w:cs="Times New Roman"/>
-          <w:sz w:val="18"/>
-          <w:szCs w:val="18"/>
-          <w:lang w:val="en-GB"/>
-        </w:rPr>
-        <w:t xml:space="preserve"> </w:t>
-      </w:r>
-      <w:proofErr w:type="spellStart"/>
-      <w:r>
-        <w:rPr>
-          <w:rFonts w:ascii="Times New Roman" w:hAnsi="Times New Roman" w:cs="Times New Roman"/>
-          <w:sz w:val="18"/>
-          <w:szCs w:val="18"/>
-          <w:lang w:val="en-GB"/>
-        </w:rPr>
-        <w:t>կնքված</w:t>
-      </w:r>
-      <w:proofErr w:type="spellEnd"/>
-      <w:r>
-        <w:rPr>
-          <w:rFonts w:ascii="Times New Roman" w:hAnsi="Times New Roman" w:cs="Times New Roman"/>
-          <w:sz w:val="18"/>
-          <w:szCs w:val="18"/>
-          <w:lang w:val="en-GB"/>
-        </w:rPr>
-        <w:t xml:space="preserve"> 2 500 000 ՀՀ </w:t>
-      </w:r>
-      <w:proofErr w:type="spellStart"/>
-      <w:r>
-        <w:rPr>
-          <w:rFonts w:ascii="Times New Roman" w:hAnsi="Times New Roman" w:cs="Times New Roman"/>
-          <w:sz w:val="18"/>
-          <w:szCs w:val="18"/>
-          <w:lang w:val="en-GB"/>
-        </w:rPr>
-        <w:t>դրամի</w:t>
-      </w:r>
-      <w:proofErr w:type="spellEnd"/>
-      <w:r>
-        <w:rPr>
-          <w:rFonts w:ascii="Times New Roman" w:hAnsi="Times New Roman" w:cs="Times New Roman"/>
-          <w:sz w:val="18"/>
-          <w:szCs w:val="18"/>
-          <w:lang w:val="en-GB"/>
-        </w:rPr>
-        <w:t xml:space="preserve"> </w:t>
-      </w:r>
-      <w:proofErr w:type="spellStart"/>
-      <w:r>
-        <w:rPr>
-          <w:rFonts w:ascii="Times New Roman" w:hAnsi="Times New Roman" w:cs="Times New Roman"/>
-          <w:sz w:val="18"/>
-          <w:szCs w:val="18"/>
-          <w:lang w:val="en-GB"/>
-        </w:rPr>
-        <w:t>չափով</w:t>
-      </w:r>
-      <w:proofErr w:type="spellEnd"/>
-      <w:r>
-        <w:rPr>
-          <w:rFonts w:ascii="Times New Roman" w:hAnsi="Times New Roman" w:cs="Times New Roman"/>
-          <w:sz w:val="18"/>
-          <w:szCs w:val="18"/>
-          <w:lang w:val="en-GB"/>
-        </w:rPr>
-        <w:t xml:space="preserve"> </w:t>
-      </w:r>
-      <w:proofErr w:type="spellStart"/>
-      <w:r>
-        <w:rPr>
-          <w:rFonts w:ascii="Times New Roman" w:hAnsi="Times New Roman" w:cs="Times New Roman"/>
-          <w:sz w:val="18"/>
-          <w:szCs w:val="18"/>
-          <w:lang w:val="en-GB"/>
-        </w:rPr>
-        <w:t>վարկ</w:t>
-      </w:r>
-      <w:proofErr w:type="spellEnd"/>
-      <w:r>
-        <w:rPr>
-          <w:rFonts w:ascii="Times New Roman" w:hAnsi="Times New Roman" w:cs="Times New Roman"/>
-          <w:sz w:val="18"/>
-          <w:szCs w:val="18"/>
-          <w:lang w:val="en-GB"/>
-        </w:rPr>
-        <w:t xml:space="preserve"> </w:t>
-      </w:r>
-      <w:proofErr w:type="spellStart"/>
-      <w:r>
-        <w:rPr>
-          <w:rFonts w:ascii="Times New Roman" w:hAnsi="Times New Roman" w:cs="Times New Roman"/>
-          <w:sz w:val="18"/>
-          <w:szCs w:val="18"/>
-          <w:lang w:val="en-GB"/>
-        </w:rPr>
-        <w:t>տրամադրելու</w:t>
-      </w:r>
-      <w:proofErr w:type="spellEnd"/>
-      <w:r>
-        <w:rPr>
-          <w:rFonts w:ascii="Times New Roman" w:hAnsi="Times New Roman" w:cs="Times New Roman"/>
-          <w:sz w:val="18"/>
-          <w:szCs w:val="18"/>
-          <w:lang w:val="en-GB"/>
-        </w:rPr>
-        <w:t xml:space="preserve"> </w:t>
-      </w:r>
-      <w:proofErr w:type="spellStart"/>
-      <w:r>
-        <w:rPr>
-          <w:rFonts w:ascii="Times New Roman" w:hAnsi="Times New Roman" w:cs="Times New Roman"/>
-          <w:sz w:val="18"/>
-          <w:szCs w:val="18"/>
-          <w:lang w:val="en-GB"/>
-        </w:rPr>
-        <w:t>մասին</w:t>
-      </w:r>
-      <w:proofErr w:type="spellEnd"/>
-      <w:r>
-        <w:rPr>
-          <w:rFonts w:ascii="Times New Roman" w:hAnsi="Times New Roman" w:cs="Times New Roman"/>
-          <w:sz w:val="18"/>
-          <w:szCs w:val="18"/>
-          <w:lang w:val="en-GB"/>
-        </w:rPr>
-        <w:t xml:space="preserve"> </w:t>
-      </w:r>
-      <w:proofErr w:type="spellStart"/>
-      <w:r>
-        <w:rPr>
-          <w:rFonts w:ascii="Times New Roman" w:hAnsi="Times New Roman" w:cs="Times New Roman"/>
-          <w:sz w:val="18"/>
-          <w:szCs w:val="18"/>
-          <w:lang w:val="en-GB"/>
-        </w:rPr>
-        <w:t>թիվ</w:t>
-      </w:r>
-      <w:proofErr w:type="spellEnd"/>
-      <w:r>
-        <w:rPr>
-          <w:rFonts w:ascii="Times New Roman" w:hAnsi="Times New Roman" w:cs="Times New Roman"/>
-          <w:sz w:val="18"/>
-          <w:szCs w:val="18"/>
-          <w:lang w:val="en-GB"/>
-        </w:rPr>
-        <w:t xml:space="preserve"> 000000 </w:t>
-      </w:r>
-      <w:proofErr w:type="spellStart"/>
-      <w:r>
-        <w:rPr>
-          <w:rFonts w:ascii="Times New Roman" w:hAnsi="Times New Roman" w:cs="Times New Roman"/>
-          <w:sz w:val="18"/>
-          <w:szCs w:val="18"/>
-          <w:lang w:val="en-GB"/>
-        </w:rPr>
-        <w:t>վարկային</w:t>
-      </w:r>
-      <w:proofErr w:type="spellEnd"/>
-      <w:r>
-        <w:rPr>
-          <w:rFonts w:ascii="Times New Roman" w:hAnsi="Times New Roman" w:cs="Times New Roman"/>
-          <w:sz w:val="18"/>
-          <w:szCs w:val="18"/>
-          <w:lang w:val="en-GB"/>
-        </w:rPr>
-        <w:t xml:space="preserve"> </w:t>
-      </w:r>
-      <w:proofErr w:type="spellStart"/>
-      <w:r>
-        <w:rPr>
-          <w:rFonts w:ascii="Times New Roman" w:hAnsi="Times New Roman" w:cs="Times New Roman"/>
-          <w:sz w:val="18"/>
-          <w:szCs w:val="18"/>
-          <w:lang w:val="en-GB"/>
-        </w:rPr>
-        <w:t>պայմանագրով</w:t>
-      </w:r>
-      <w:proofErr w:type="spellEnd"/>
-      <w:r>
-        <w:rPr>
-          <w:rFonts w:ascii="Times New Roman" w:hAnsi="Times New Roman" w:cs="Times New Roman"/>
-          <w:sz w:val="18"/>
-          <w:szCs w:val="18"/>
-          <w:lang w:val="en-GB"/>
-        </w:rPr>
-        <w:t xml:space="preserve"> (</w:t>
-      </w:r>
-      <w:proofErr w:type="spellStart"/>
-      <w:r>
-        <w:rPr>
-          <w:rFonts w:ascii="Times New Roman" w:hAnsi="Times New Roman" w:cs="Times New Roman"/>
-          <w:sz w:val="18"/>
-          <w:szCs w:val="18"/>
-          <w:lang w:val="en-GB"/>
-        </w:rPr>
-        <w:t>այսուհետ</w:t>
-      </w:r>
-      <w:proofErr w:type="spellEnd"/>
-      <w:r>
-        <w:rPr>
-          <w:rFonts w:ascii="Times New Roman" w:hAnsi="Times New Roman" w:cs="Times New Roman"/>
-          <w:sz w:val="18"/>
-          <w:szCs w:val="18"/>
-          <w:lang w:val="en-GB"/>
-        </w:rPr>
-        <w:t xml:space="preserve">՝ </w:t>
-      </w:r>
-      <w:proofErr w:type="spellStart"/>
+        <w:t xml:space="preserve">-ին կնքված </w:t>
+      </w:r>
+      <w:r>
+        <w:rPr>
+          <w:rFonts w:ascii="Times New Roman" w:hAnsi="Times New Roman" w:cs="Times New Roman"/>
+          <w:sz w:val="18"/>
+          <w:szCs w:val="18"/>
+          <w:lang w:val="en-GB"/>
+        </w:rPr>
+        <w:t>${contr_amount}</w:t>
+      </w:r>
+      <w:r>
+        <w:rPr>
+          <w:rFonts w:ascii="Times New Roman" w:hAnsi="Times New Roman" w:cs="Times New Roman"/>
+          <w:sz w:val="18"/>
+          <w:szCs w:val="18"/>
+          <w:lang w:val="en-GB"/>
+        </w:rPr>
+        <w:t xml:space="preserve"> ՀՀ դրամի չափով վարկ տրամադրելու մասին թիվ </w:t>
+      </w:r>
+      <w:r>
+        <w:rPr>
+          <w:rFonts w:ascii="Times New Roman" w:hAnsi="Times New Roman" w:cs="Times New Roman"/>
+          <w:sz w:val="18"/>
+          <w:szCs w:val="18"/>
+          <w:lang w:val="en-GB"/>
+        </w:rPr>
+        <w:t>${num}</w:t>
+      </w:r>
+      <w:r>
+        <w:rPr>
+          <w:rFonts w:ascii="Times New Roman" w:hAnsi="Times New Roman" w:cs="Times New Roman"/>
+          <w:sz w:val="18"/>
+          <w:szCs w:val="18"/>
+          <w:lang w:val="en-GB"/>
+        </w:rPr>
+        <w:t xml:space="preserve"> վարկային պայմանագրով (այսուհետ՝ </w:t>
+      </w:r>
       <w:r>
         <w:rPr>
           <w:rFonts w:ascii="Times New Roman" w:hAnsi="Times New Roman" w:cs="Times New Roman"/>
@@ -1089,9 +696,8 @@
           <w:szCs w:val="18"/>
           <w:lang w:val="en-GB"/>
         </w:rPr>
-        <w:t>Վարկային</w:t>
-      </w:r>
-      <w:proofErr w:type="spellEnd"/>
+        <w:t xml:space="preserve">Վարկային </w:t>
+      </w:r>
       <w:r>
         <w:rPr>
           <w:rFonts w:ascii="Times New Roman" w:hAnsi="Times New Roman" w:cs="Times New Roman"/>
@@ -1101,9 +707,8 @@
           <w:szCs w:val="18"/>
           <w:lang w:val="en-GB"/>
         </w:rPr>
-        <w:t xml:space="preserve"> </w:t>
-      </w:r>
-      <w:proofErr w:type="spellStart"/>
+        <w:t>Պա</w:t>
+      </w:r>
       <w:r>
         <w:rPr>
           <w:rFonts w:ascii="Times New Roman" w:hAnsi="Times New Roman" w:cs="Times New Roman"/>
@@ -1113,688 +718,34 @@
           <w:szCs w:val="18"/>
           <w:lang w:val="en-GB"/>
         </w:rPr>
-        <w:t>Պա</w:t>
-      </w:r>
-      <w:r>
-        <w:rPr>
-          <w:rFonts w:ascii="Times New Roman" w:hAnsi="Times New Roman" w:cs="Times New Roman"/>
-          <w:b/>
-          <w:bCs/>
-          <w:sz w:val="18"/>
-          <w:szCs w:val="18"/>
-          <w:lang w:val="en-GB"/>
-        </w:rPr>
         <w:t>յմանագիր</w:t>
       </w:r>
-      <w:proofErr w:type="spellEnd"/>
-      <w:r>
-        <w:rPr>
-          <w:rFonts w:ascii="Times New Roman" w:hAnsi="Times New Roman" w:cs="Times New Roman"/>
-          <w:sz w:val="18"/>
-          <w:szCs w:val="18"/>
-          <w:lang w:val="en-GB"/>
-        </w:rPr>
-        <w:t xml:space="preserve">) </w:t>
-      </w:r>
-      <w:proofErr w:type="spellStart"/>
-      <w:r>
-        <w:rPr>
-          <w:rFonts w:ascii="Times New Roman" w:hAnsi="Times New Roman" w:cs="Times New Roman"/>
-          <w:sz w:val="18"/>
-          <w:szCs w:val="18"/>
-          <w:lang w:val="en-GB"/>
-        </w:rPr>
-        <w:t>Պարտապանի</w:t>
-      </w:r>
-      <w:proofErr w:type="spellEnd"/>
-      <w:r>
-        <w:rPr>
-          <w:rFonts w:ascii="Times New Roman" w:hAnsi="Times New Roman" w:cs="Times New Roman"/>
-          <w:sz w:val="18"/>
-          <w:szCs w:val="18"/>
-          <w:lang w:val="en-GB"/>
-        </w:rPr>
-        <w:t xml:space="preserve"> </w:t>
-      </w:r>
-      <w:proofErr w:type="spellStart"/>
-      <w:r>
-        <w:rPr>
-          <w:rFonts w:ascii="Times New Roman" w:hAnsi="Times New Roman" w:cs="Times New Roman"/>
-          <w:sz w:val="18"/>
-          <w:szCs w:val="18"/>
-          <w:lang w:val="en-GB"/>
-        </w:rPr>
-        <w:t>ստանձնած</w:t>
-      </w:r>
-      <w:proofErr w:type="spellEnd"/>
-      <w:r>
-        <w:rPr>
-          <w:rFonts w:ascii="Times New Roman" w:hAnsi="Times New Roman" w:cs="Times New Roman"/>
-          <w:sz w:val="18"/>
-          <w:szCs w:val="18"/>
-          <w:lang w:val="en-GB"/>
-        </w:rPr>
-        <w:t xml:space="preserve"> </w:t>
-      </w:r>
-      <w:proofErr w:type="spellStart"/>
-      <w:r>
-        <w:rPr>
-          <w:rFonts w:ascii="Times New Roman" w:hAnsi="Times New Roman" w:cs="Times New Roman"/>
-          <w:sz w:val="18"/>
-          <w:szCs w:val="18"/>
-          <w:lang w:val="en-GB"/>
-        </w:rPr>
-        <w:t>պարտավորությունների</w:t>
-      </w:r>
-      <w:proofErr w:type="spellEnd"/>
-      <w:r>
-        <w:rPr>
-          <w:rFonts w:ascii="Times New Roman" w:hAnsi="Times New Roman" w:cs="Times New Roman"/>
-          <w:sz w:val="18"/>
-          <w:szCs w:val="18"/>
-          <w:lang w:val="en-GB"/>
-        </w:rPr>
-        <w:t xml:space="preserve"> </w:t>
-      </w:r>
-      <w:proofErr w:type="spellStart"/>
-      <w:r>
-        <w:rPr>
-          <w:rFonts w:ascii="Times New Roman" w:hAnsi="Times New Roman" w:cs="Times New Roman"/>
-          <w:sz w:val="18"/>
-          <w:szCs w:val="18"/>
-          <w:lang w:val="en-GB"/>
-        </w:rPr>
-        <w:t>ամբողջ</w:t>
-      </w:r>
-      <w:proofErr w:type="spellEnd"/>
-      <w:r>
-        <w:rPr>
-          <w:rFonts w:ascii="Times New Roman" w:hAnsi="Times New Roman" w:cs="Times New Roman"/>
-          <w:sz w:val="18"/>
-          <w:szCs w:val="18"/>
-          <w:lang w:val="en-GB"/>
-        </w:rPr>
-        <w:t xml:space="preserve"> </w:t>
-      </w:r>
-      <w:proofErr w:type="spellStart"/>
-      <w:r>
-        <w:rPr>
-          <w:rFonts w:ascii="Times New Roman" w:hAnsi="Times New Roman" w:cs="Times New Roman"/>
-          <w:sz w:val="18"/>
-          <w:szCs w:val="18"/>
-          <w:lang w:val="en-GB"/>
-        </w:rPr>
-        <w:t>ծավալով</w:t>
-      </w:r>
-      <w:proofErr w:type="spellEnd"/>
-      <w:r>
-        <w:rPr>
-          <w:rFonts w:ascii="Times New Roman" w:hAnsi="Times New Roman" w:cs="Times New Roman"/>
-          <w:sz w:val="18"/>
-          <w:szCs w:val="18"/>
-          <w:lang w:val="en-GB"/>
-        </w:rPr>
-        <w:t xml:space="preserve"> </w:t>
-      </w:r>
-      <w:proofErr w:type="spellStart"/>
-      <w:r>
-        <w:rPr>
-          <w:rFonts w:ascii="Times New Roman" w:hAnsi="Times New Roman" w:cs="Times New Roman"/>
-          <w:sz w:val="18"/>
-          <w:szCs w:val="18"/>
-          <w:lang w:val="en-GB"/>
-        </w:rPr>
-        <w:t>կատարման</w:t>
-      </w:r>
-      <w:proofErr w:type="spellEnd"/>
-      <w:r>
-        <w:rPr>
-          <w:rFonts w:ascii="Times New Roman" w:hAnsi="Times New Roman" w:cs="Times New Roman"/>
-          <w:sz w:val="18"/>
-          <w:szCs w:val="18"/>
-          <w:lang w:val="en-GB"/>
-        </w:rPr>
-        <w:t xml:space="preserve"> </w:t>
-      </w:r>
-      <w:proofErr w:type="spellStart"/>
-      <w:r>
-        <w:rPr>
-          <w:rFonts w:ascii="Times New Roman" w:hAnsi="Times New Roman" w:cs="Times New Roman"/>
-          <w:sz w:val="18"/>
-          <w:szCs w:val="18"/>
-          <w:lang w:val="en-GB"/>
-        </w:rPr>
-        <w:t>համար</w:t>
-      </w:r>
-      <w:proofErr w:type="spellEnd"/>
-      <w:r>
-        <w:rPr>
-          <w:rFonts w:ascii="Times New Roman" w:hAnsi="Times New Roman" w:cs="Times New Roman"/>
-          <w:sz w:val="18"/>
-          <w:szCs w:val="18"/>
-          <w:lang w:val="en-GB"/>
-        </w:rPr>
-        <w:t xml:space="preserve"> </w:t>
-      </w:r>
-      <w:proofErr w:type="spellStart"/>
-      <w:r>
-        <w:rPr>
-          <w:rFonts w:ascii="Times New Roman" w:hAnsi="Times New Roman" w:cs="Times New Roman"/>
-          <w:sz w:val="18"/>
-          <w:szCs w:val="18"/>
-          <w:lang w:val="en-GB"/>
-        </w:rPr>
-        <w:t>ներառյալ</w:t>
-      </w:r>
-      <w:proofErr w:type="spellEnd"/>
-      <w:r>
-        <w:rPr>
-          <w:rFonts w:ascii="Times New Roman" w:hAnsi="Times New Roman" w:cs="Times New Roman"/>
-          <w:sz w:val="18"/>
-          <w:szCs w:val="18"/>
-          <w:lang w:val="en-GB"/>
-        </w:rPr>
-        <w:t xml:space="preserve">՝ </w:t>
-      </w:r>
-      <w:proofErr w:type="spellStart"/>
-      <w:r>
-        <w:rPr>
-          <w:rFonts w:ascii="Times New Roman" w:hAnsi="Times New Roman" w:cs="Times New Roman"/>
-          <w:sz w:val="18"/>
-          <w:szCs w:val="18"/>
-          <w:lang w:val="en-GB"/>
-        </w:rPr>
-        <w:t>տոկոսների</w:t>
-      </w:r>
-      <w:proofErr w:type="spellEnd"/>
-      <w:r>
-        <w:rPr>
-          <w:rFonts w:ascii="Times New Roman" w:hAnsi="Times New Roman" w:cs="Times New Roman"/>
-          <w:sz w:val="18"/>
-          <w:szCs w:val="18"/>
-          <w:lang w:val="en-GB"/>
-        </w:rPr>
-        <w:t xml:space="preserve"> </w:t>
-      </w:r>
-      <w:proofErr w:type="spellStart"/>
-      <w:r>
-        <w:rPr>
-          <w:rFonts w:ascii="Times New Roman" w:hAnsi="Times New Roman" w:cs="Times New Roman"/>
-          <w:sz w:val="18"/>
-          <w:szCs w:val="18"/>
-          <w:lang w:val="en-GB"/>
-        </w:rPr>
-        <w:t>վճարման</w:t>
-      </w:r>
-      <w:proofErr w:type="spellEnd"/>
-      <w:r>
-        <w:rPr>
-          <w:rFonts w:ascii="Times New Roman" w:hAnsi="Times New Roman" w:cs="Times New Roman"/>
-          <w:sz w:val="18"/>
-          <w:szCs w:val="18"/>
-          <w:lang w:val="en-GB"/>
-        </w:rPr>
-        <w:t xml:space="preserve">, </w:t>
-      </w:r>
-      <w:proofErr w:type="spellStart"/>
-      <w:r>
-        <w:rPr>
-          <w:rFonts w:ascii="Times New Roman" w:hAnsi="Times New Roman" w:cs="Times New Roman"/>
-          <w:sz w:val="18"/>
-          <w:szCs w:val="18"/>
-          <w:lang w:val="en-GB"/>
-        </w:rPr>
-        <w:t>Պարտապանի</w:t>
-      </w:r>
-      <w:proofErr w:type="spellEnd"/>
-      <w:r>
-        <w:rPr>
-          <w:rFonts w:ascii="Times New Roman" w:hAnsi="Times New Roman" w:cs="Times New Roman"/>
-          <w:sz w:val="18"/>
-          <w:szCs w:val="18"/>
-          <w:lang w:val="en-GB"/>
-        </w:rPr>
-        <w:t xml:space="preserve"> </w:t>
-      </w:r>
-      <w:proofErr w:type="spellStart"/>
-      <w:r>
-        <w:rPr>
-          <w:rFonts w:ascii="Times New Roman" w:hAnsi="Times New Roman" w:cs="Times New Roman"/>
-          <w:sz w:val="18"/>
-          <w:szCs w:val="18"/>
-          <w:lang w:val="en-GB"/>
-        </w:rPr>
-        <w:t>կողմից</w:t>
-      </w:r>
-      <w:proofErr w:type="spellEnd"/>
-      <w:r>
-        <w:rPr>
-          <w:rFonts w:ascii="Times New Roman" w:hAnsi="Times New Roman" w:cs="Times New Roman"/>
-          <w:sz w:val="18"/>
-          <w:szCs w:val="18"/>
-          <w:lang w:val="en-GB"/>
-        </w:rPr>
-        <w:t xml:space="preserve"> </w:t>
-      </w:r>
-      <w:proofErr w:type="spellStart"/>
-      <w:r>
-        <w:rPr>
-          <w:rFonts w:ascii="Times New Roman" w:hAnsi="Times New Roman" w:cs="Times New Roman"/>
-          <w:sz w:val="18"/>
-          <w:szCs w:val="18"/>
-          <w:lang w:val="en-GB"/>
-        </w:rPr>
-        <w:t>պարտավորությունը</w:t>
-      </w:r>
-      <w:proofErr w:type="spellEnd"/>
-      <w:r>
-        <w:rPr>
-          <w:rFonts w:ascii="Times New Roman" w:hAnsi="Times New Roman" w:cs="Times New Roman"/>
-          <w:sz w:val="18"/>
-          <w:szCs w:val="18"/>
-          <w:lang w:val="en-GB"/>
-        </w:rPr>
-        <w:t xml:space="preserve"> </w:t>
-      </w:r>
-      <w:proofErr w:type="spellStart"/>
-      <w:r>
-        <w:rPr>
-          <w:rFonts w:ascii="Times New Roman" w:hAnsi="Times New Roman" w:cs="Times New Roman"/>
-          <w:sz w:val="18"/>
-          <w:szCs w:val="18"/>
-          <w:lang w:val="en-GB"/>
-        </w:rPr>
-        <w:t>չկատարվելու</w:t>
-      </w:r>
-      <w:proofErr w:type="spellEnd"/>
-      <w:r>
-        <w:rPr>
-          <w:rFonts w:ascii="Times New Roman" w:hAnsi="Times New Roman" w:cs="Times New Roman"/>
-          <w:sz w:val="18"/>
-          <w:szCs w:val="18"/>
-          <w:lang w:val="en-GB"/>
-        </w:rPr>
-        <w:t xml:space="preserve"> </w:t>
-      </w:r>
-      <w:proofErr w:type="spellStart"/>
-      <w:r>
-        <w:rPr>
-          <w:rFonts w:ascii="Times New Roman" w:hAnsi="Times New Roman" w:cs="Times New Roman"/>
-          <w:sz w:val="18"/>
-          <w:szCs w:val="18"/>
-          <w:lang w:val="en-GB"/>
-        </w:rPr>
-        <w:t>հետևանքով</w:t>
-      </w:r>
-      <w:proofErr w:type="spellEnd"/>
-      <w:r>
-        <w:rPr>
-          <w:rFonts w:ascii="Times New Roman" w:hAnsi="Times New Roman" w:cs="Times New Roman"/>
-          <w:sz w:val="18"/>
-          <w:szCs w:val="18"/>
-          <w:lang w:val="en-GB"/>
-        </w:rPr>
-        <w:t xml:space="preserve"> </w:t>
-      </w:r>
-      <w:proofErr w:type="spellStart"/>
-      <w:r>
-        <w:rPr>
-          <w:rFonts w:ascii="Times New Roman" w:hAnsi="Times New Roman" w:cs="Times New Roman"/>
-          <w:sz w:val="18"/>
-          <w:szCs w:val="18"/>
-          <w:lang w:val="en-GB"/>
-        </w:rPr>
-        <w:t>առաջացող</w:t>
-      </w:r>
-      <w:proofErr w:type="spellEnd"/>
-      <w:r>
-        <w:rPr>
-          <w:rFonts w:ascii="Times New Roman" w:hAnsi="Times New Roman" w:cs="Times New Roman"/>
-          <w:sz w:val="18"/>
-          <w:szCs w:val="18"/>
-          <w:lang w:val="en-GB"/>
-        </w:rPr>
-        <w:t xml:space="preserve"> </w:t>
-      </w:r>
-      <w:proofErr w:type="spellStart"/>
-      <w:r>
-        <w:rPr>
-          <w:rFonts w:ascii="Times New Roman" w:hAnsi="Times New Roman" w:cs="Times New Roman"/>
-          <w:sz w:val="18"/>
-          <w:szCs w:val="18"/>
-          <w:lang w:val="en-GB"/>
-        </w:rPr>
-        <w:t>տույժերի</w:t>
-      </w:r>
-      <w:proofErr w:type="spellEnd"/>
-      <w:r>
-        <w:rPr>
-          <w:rFonts w:ascii="Times New Roman" w:hAnsi="Times New Roman" w:cs="Times New Roman"/>
-          <w:sz w:val="18"/>
-          <w:szCs w:val="18"/>
-          <w:lang w:val="en-GB"/>
-        </w:rPr>
-        <w:t xml:space="preserve"> և </w:t>
-      </w:r>
-      <w:proofErr w:type="spellStart"/>
-      <w:r>
-        <w:rPr>
-          <w:rFonts w:ascii="Times New Roman" w:hAnsi="Times New Roman" w:cs="Times New Roman"/>
-          <w:sz w:val="18"/>
-          <w:szCs w:val="18"/>
-          <w:lang w:val="en-GB"/>
-        </w:rPr>
-        <w:t>տուգանքների</w:t>
-      </w:r>
-      <w:proofErr w:type="spellEnd"/>
-      <w:r>
-        <w:rPr>
-          <w:rFonts w:ascii="Times New Roman" w:hAnsi="Times New Roman" w:cs="Times New Roman"/>
-          <w:sz w:val="18"/>
-          <w:szCs w:val="18"/>
-          <w:lang w:val="en-GB"/>
-        </w:rPr>
-        <w:t xml:space="preserve"> </w:t>
-      </w:r>
-      <w:proofErr w:type="spellStart"/>
-      <w:r>
-        <w:rPr>
-          <w:rFonts w:ascii="Times New Roman" w:hAnsi="Times New Roman" w:cs="Times New Roman"/>
-          <w:sz w:val="18"/>
-          <w:szCs w:val="18"/>
-          <w:lang w:val="en-GB"/>
-        </w:rPr>
-        <w:t>վճարման</w:t>
-      </w:r>
-      <w:proofErr w:type="spellEnd"/>
-      <w:r>
-        <w:rPr>
-          <w:rFonts w:ascii="Times New Roman" w:hAnsi="Times New Roman" w:cs="Times New Roman"/>
-          <w:sz w:val="18"/>
-          <w:szCs w:val="18"/>
-          <w:lang w:val="en-GB"/>
-        </w:rPr>
-        <w:t xml:space="preserve">, </w:t>
-      </w:r>
-      <w:proofErr w:type="spellStart"/>
-      <w:r>
-        <w:rPr>
-          <w:rFonts w:ascii="Times New Roman" w:hAnsi="Times New Roman" w:cs="Times New Roman"/>
-          <w:sz w:val="18"/>
-          <w:szCs w:val="18"/>
-          <w:lang w:val="en-GB"/>
-        </w:rPr>
-        <w:t>պարտքը</w:t>
-      </w:r>
-      <w:proofErr w:type="spellEnd"/>
-      <w:r>
-        <w:rPr>
-          <w:rFonts w:ascii="Times New Roman" w:hAnsi="Times New Roman" w:cs="Times New Roman"/>
-          <w:sz w:val="18"/>
-          <w:szCs w:val="18"/>
-          <w:lang w:val="en-GB"/>
-        </w:rPr>
-        <w:t xml:space="preserve"> </w:t>
-      </w:r>
-      <w:proofErr w:type="spellStart"/>
-      <w:r>
-        <w:rPr>
-          <w:rFonts w:ascii="Times New Roman" w:hAnsi="Times New Roman" w:cs="Times New Roman"/>
-          <w:sz w:val="18"/>
-          <w:szCs w:val="18"/>
-          <w:lang w:val="en-GB"/>
-        </w:rPr>
-        <w:t>բռնագանձելու</w:t>
-      </w:r>
-      <w:proofErr w:type="spellEnd"/>
-      <w:r>
-        <w:rPr>
-          <w:rFonts w:ascii="Times New Roman" w:hAnsi="Times New Roman" w:cs="Times New Roman"/>
-          <w:sz w:val="18"/>
-          <w:szCs w:val="18"/>
-          <w:lang w:val="en-GB"/>
-        </w:rPr>
-        <w:t xml:space="preserve"> </w:t>
-      </w:r>
-      <w:proofErr w:type="spellStart"/>
-      <w:r>
-        <w:rPr>
-          <w:rFonts w:ascii="Times New Roman" w:hAnsi="Times New Roman" w:cs="Times New Roman"/>
-          <w:sz w:val="18"/>
-          <w:szCs w:val="18"/>
-          <w:lang w:val="en-GB"/>
-        </w:rPr>
-        <w:t>կապակցությամբ</w:t>
-      </w:r>
-      <w:proofErr w:type="spellEnd"/>
-      <w:r>
-        <w:rPr>
-          <w:rFonts w:ascii="Times New Roman" w:hAnsi="Times New Roman" w:cs="Times New Roman"/>
-          <w:sz w:val="18"/>
-          <w:szCs w:val="18"/>
-          <w:lang w:val="en-GB"/>
-        </w:rPr>
-        <w:t xml:space="preserve"> </w:t>
-      </w:r>
-      <w:proofErr w:type="spellStart"/>
-      <w:r>
-        <w:rPr>
-          <w:rFonts w:ascii="Times New Roman" w:hAnsi="Times New Roman" w:cs="Times New Roman"/>
-          <w:sz w:val="18"/>
-          <w:szCs w:val="18"/>
-          <w:lang w:val="en-GB"/>
-        </w:rPr>
-        <w:t>դատական</w:t>
-      </w:r>
-      <w:proofErr w:type="spellEnd"/>
-      <w:r>
-        <w:rPr>
-          <w:rFonts w:ascii="Times New Roman" w:hAnsi="Times New Roman" w:cs="Times New Roman"/>
-          <w:sz w:val="18"/>
-          <w:szCs w:val="18"/>
-          <w:lang w:val="en-GB"/>
-        </w:rPr>
-        <w:t xml:space="preserve"> </w:t>
-      </w:r>
-      <w:proofErr w:type="spellStart"/>
-      <w:r>
-        <w:rPr>
-          <w:rFonts w:ascii="Times New Roman" w:hAnsi="Times New Roman" w:cs="Times New Roman"/>
-          <w:sz w:val="18"/>
-          <w:szCs w:val="18"/>
-          <w:lang w:val="en-GB"/>
-        </w:rPr>
-        <w:t>ծախսերի</w:t>
-      </w:r>
-      <w:proofErr w:type="spellEnd"/>
-      <w:r>
-        <w:rPr>
-          <w:rFonts w:ascii="Times New Roman" w:hAnsi="Times New Roman" w:cs="Times New Roman"/>
-          <w:sz w:val="18"/>
-          <w:szCs w:val="18"/>
-          <w:lang w:val="en-GB"/>
-        </w:rPr>
-        <w:t xml:space="preserve"> և </w:t>
-      </w:r>
-      <w:proofErr w:type="spellStart"/>
-      <w:r>
-        <w:rPr>
-          <w:rFonts w:ascii="Times New Roman" w:hAnsi="Times New Roman" w:cs="Times New Roman"/>
-          <w:sz w:val="18"/>
-          <w:szCs w:val="18"/>
-          <w:lang w:val="en-GB"/>
-        </w:rPr>
-        <w:t>պարտապանի</w:t>
-      </w:r>
-      <w:proofErr w:type="spellEnd"/>
-      <w:r>
-        <w:rPr>
-          <w:rFonts w:ascii="Times New Roman" w:hAnsi="Times New Roman" w:cs="Times New Roman"/>
-          <w:sz w:val="18"/>
-          <w:szCs w:val="18"/>
-          <w:lang w:val="en-GB"/>
-        </w:rPr>
-        <w:t xml:space="preserve"> </w:t>
-      </w:r>
-      <w:proofErr w:type="spellStart"/>
-      <w:r>
-        <w:rPr>
-          <w:rFonts w:ascii="Times New Roman" w:hAnsi="Times New Roman" w:cs="Times New Roman"/>
-          <w:sz w:val="18"/>
-          <w:szCs w:val="18"/>
-          <w:lang w:val="en-GB"/>
-        </w:rPr>
-        <w:t>կողմից</w:t>
-      </w:r>
-      <w:proofErr w:type="spellEnd"/>
-      <w:r>
-        <w:rPr>
-          <w:rFonts w:ascii="Times New Roman" w:hAnsi="Times New Roman" w:cs="Times New Roman"/>
-          <w:sz w:val="18"/>
-          <w:szCs w:val="18"/>
-          <w:lang w:val="en-GB"/>
-        </w:rPr>
-        <w:t xml:space="preserve"> </w:t>
-      </w:r>
-      <w:proofErr w:type="spellStart"/>
-      <w:r>
-        <w:rPr>
-          <w:rFonts w:ascii="Times New Roman" w:hAnsi="Times New Roman" w:cs="Times New Roman"/>
-          <w:sz w:val="18"/>
-          <w:szCs w:val="18"/>
-          <w:lang w:val="en-GB"/>
-        </w:rPr>
-        <w:t>պարտավորությունը</w:t>
-      </w:r>
-      <w:proofErr w:type="spellEnd"/>
-      <w:r>
-        <w:rPr>
-          <w:rFonts w:ascii="Times New Roman" w:hAnsi="Times New Roman" w:cs="Times New Roman"/>
-          <w:sz w:val="18"/>
-          <w:szCs w:val="18"/>
-          <w:lang w:val="en-GB"/>
-        </w:rPr>
-        <w:t xml:space="preserve"> </w:t>
-      </w:r>
-      <w:proofErr w:type="spellStart"/>
-      <w:r>
-        <w:rPr>
-          <w:rFonts w:ascii="Times New Roman" w:hAnsi="Times New Roman" w:cs="Times New Roman"/>
-          <w:sz w:val="18"/>
-          <w:szCs w:val="18"/>
-          <w:lang w:val="en-GB"/>
-        </w:rPr>
-        <w:t>չկատարվելու</w:t>
-      </w:r>
-      <w:proofErr w:type="spellEnd"/>
-      <w:r>
-        <w:rPr>
-          <w:rFonts w:ascii="Times New Roman" w:hAnsi="Times New Roman" w:cs="Times New Roman"/>
-          <w:sz w:val="18"/>
-          <w:szCs w:val="18"/>
-          <w:lang w:val="en-GB"/>
-        </w:rPr>
-        <w:t xml:space="preserve"> </w:t>
-      </w:r>
-      <w:proofErr w:type="spellStart"/>
-      <w:r>
-        <w:rPr>
-          <w:rFonts w:ascii="Times New Roman" w:hAnsi="Times New Roman" w:cs="Times New Roman"/>
-          <w:sz w:val="18"/>
-          <w:szCs w:val="18"/>
-          <w:lang w:val="en-GB"/>
-        </w:rPr>
-        <w:t>կամ</w:t>
-      </w:r>
-      <w:proofErr w:type="spellEnd"/>
-      <w:r>
-        <w:rPr>
-          <w:rFonts w:ascii="Times New Roman" w:hAnsi="Times New Roman" w:cs="Times New Roman"/>
-          <w:sz w:val="18"/>
-          <w:szCs w:val="18"/>
-          <w:lang w:val="en-GB"/>
-        </w:rPr>
-        <w:t xml:space="preserve"> </w:t>
-      </w:r>
-      <w:proofErr w:type="spellStart"/>
-      <w:r>
-        <w:rPr>
-          <w:rFonts w:ascii="Times New Roman" w:hAnsi="Times New Roman" w:cs="Times New Roman"/>
-          <w:sz w:val="18"/>
-          <w:szCs w:val="18"/>
-          <w:lang w:val="en-GB"/>
-        </w:rPr>
-        <w:t>անպատշաճ</w:t>
-      </w:r>
-      <w:proofErr w:type="spellEnd"/>
-      <w:r>
-        <w:rPr>
-          <w:rFonts w:ascii="Times New Roman" w:hAnsi="Times New Roman" w:cs="Times New Roman"/>
-          <w:sz w:val="18"/>
-          <w:szCs w:val="18"/>
-          <w:lang w:val="en-GB"/>
-        </w:rPr>
-        <w:t xml:space="preserve"> </w:t>
-      </w:r>
-      <w:proofErr w:type="spellStart"/>
-      <w:r>
-        <w:rPr>
-          <w:rFonts w:ascii="Times New Roman" w:hAnsi="Times New Roman" w:cs="Times New Roman"/>
-          <w:sz w:val="18"/>
-          <w:szCs w:val="18"/>
-          <w:lang w:val="en-GB"/>
-        </w:rPr>
-        <w:t>կատարվելու</w:t>
-      </w:r>
-      <w:proofErr w:type="spellEnd"/>
-      <w:r>
-        <w:rPr>
-          <w:rFonts w:ascii="Times New Roman" w:hAnsi="Times New Roman" w:cs="Times New Roman"/>
-          <w:sz w:val="18"/>
-          <w:szCs w:val="18"/>
-          <w:lang w:val="en-GB"/>
-        </w:rPr>
-        <w:t xml:space="preserve"> </w:t>
-      </w:r>
-      <w:proofErr w:type="spellStart"/>
-      <w:r>
-        <w:rPr>
-          <w:rFonts w:ascii="Times New Roman" w:hAnsi="Times New Roman" w:cs="Times New Roman"/>
-          <w:sz w:val="18"/>
-          <w:szCs w:val="18"/>
-          <w:lang w:val="en-GB"/>
-        </w:rPr>
-        <w:t>հետևանքով</w:t>
-      </w:r>
-      <w:proofErr w:type="spellEnd"/>
-      <w:r>
-        <w:rPr>
-          <w:rFonts w:ascii="Times New Roman" w:hAnsi="Times New Roman" w:cs="Times New Roman"/>
-          <w:sz w:val="18"/>
-          <w:szCs w:val="18"/>
-          <w:lang w:val="en-GB"/>
-        </w:rPr>
-        <w:t xml:space="preserve"> </w:t>
-      </w:r>
-      <w:proofErr w:type="spellStart"/>
-      <w:r>
-        <w:rPr>
-          <w:rFonts w:ascii="Times New Roman" w:hAnsi="Times New Roman" w:cs="Times New Roman"/>
-          <w:sz w:val="18"/>
-          <w:szCs w:val="18"/>
-          <w:lang w:val="en-GB"/>
-        </w:rPr>
-        <w:t>առաջացած</w:t>
-      </w:r>
-      <w:proofErr w:type="spellEnd"/>
-      <w:r>
-        <w:rPr>
-          <w:rFonts w:ascii="Times New Roman" w:hAnsi="Times New Roman" w:cs="Times New Roman"/>
-          <w:sz w:val="18"/>
-          <w:szCs w:val="18"/>
-          <w:lang w:val="en-GB"/>
-        </w:rPr>
-        <w:t>՝ պարտատիրոջ այլ վնասներ</w:t>
+      <w:r>
+        <w:rPr>
+          <w:rFonts w:ascii="Times New Roman" w:hAnsi="Times New Roman" w:cs="Times New Roman"/>
+          <w:sz w:val="18"/>
+          <w:szCs w:val="18"/>
+          <w:lang w:val="en-GB"/>
+        </w:rPr>
+        <w:t xml:space="preserve">) Պարտապանի ստանձնած պարտավորությունների </w:t>
+      </w:r>
+      <w:r>
+        <w:rPr>
+          <w:rFonts w:ascii="Times New Roman" w:hAnsi="Times New Roman" w:cs="Times New Roman"/>
+          <w:sz w:val="18"/>
+          <w:szCs w:val="18"/>
+          <w:lang w:val="en-GB"/>
+        </w:rPr>
+        <w:t>ամբողջ ծավալով կատարման համար ներառյալ՝ տոկոսների վճարման, Պարտապանի կողմից պարտավորությունը չկատարվելու հետևանքով առաջացող տույժերի և տուգանքների վճարման, պարտքը բռնագանձելու կապակցությամբ դատական ծախսերի և պարտապանի</w:t>
+      </w:r>
+      <w:r>
+        <w:rPr>
+          <w:rFonts w:ascii="Times New Roman" w:hAnsi="Times New Roman" w:cs="Times New Roman"/>
+          <w:sz w:val="18"/>
+          <w:szCs w:val="18"/>
+          <w:lang w:val="en-GB"/>
+        </w:rPr>
+        <w:t xml:space="preserve"> կողմից պարտավորությունը չկատարվելու կամ անպատշաճ կատարվելու հետևանքով առաջացած՝ պարտատիրոջ այլ վնասներ</w:t>
       </w:r>
       <w:r>
         <w:rPr>
@@ -2234,301 +1185,97 @@
           <w:szCs w:val="18"/>
           <w:lang w:val="en-GB"/>
         </w:rPr>
+        <w:t xml:space="preserve"> կետում նշված՝ Պարտապանի կողմից Պարտավորության </w:t>
+      </w:r>
+      <w:r>
+        <w:rPr>
+          <w:rFonts w:ascii="Times New Roman" w:hAnsi="Times New Roman" w:cs="Times New Roman"/>
+          <w:sz w:val="18"/>
+          <w:szCs w:val="18"/>
+          <w:lang w:val="en-GB"/>
+        </w:rPr>
+        <w:t xml:space="preserve">սույն Պայմանագրի </w:t>
+      </w:r>
+      <w:r>
+        <w:rPr>
+          <w:rFonts w:ascii="Times New Roman" w:hAnsi="Times New Roman" w:cs="Times New Roman"/>
+          <w:sz w:val="18"/>
+          <w:szCs w:val="18"/>
+          <w:lang w:val="en-GB"/>
+        </w:rPr>
+        <w:fldChar w:fldCharType="begin"/>
+      </w:r>
+      <w:r>
+        <w:rPr>
+          <w:rFonts w:ascii="Times New Roman" w:hAnsi="Times New Roman" w:cs="Times New Roman"/>
+          <w:sz w:val="18"/>
+          <w:szCs w:val="18"/>
+          <w:lang w:val="en-GB"/>
+        </w:rPr>
+        <w:instrText xml:space="preserve"> REF _Ref227103907 \r \h </w:instrText>
+      </w:r>
+      <w:r>
+        <w:rPr>
+          <w:rFonts w:ascii="Times New Roman" w:hAnsi="Times New Roman" w:cs="Times New Roman"/>
+          <w:sz w:val="18"/>
+          <w:szCs w:val="18"/>
+          <w:lang w:val="en-GB"/>
+        </w:rPr>
+      </w:r>
+      <w:r>
+        <w:rPr>
+          <w:rFonts w:ascii="Times New Roman" w:hAnsi="Times New Roman" w:cs="Times New Roman"/>
+          <w:sz w:val="18"/>
+          <w:szCs w:val="18"/>
+          <w:lang w:val="en-GB"/>
+        </w:rPr>
+        <w:fldChar w:fldCharType="separate"/>
+      </w:r>
+      <w:r>
+        <w:rPr>
+          <w:rFonts w:ascii="Times New Roman" w:hAnsi="Times New Roman" w:cs="Times New Roman"/>
+          <w:sz w:val="18"/>
+          <w:szCs w:val="18"/>
+          <w:lang w:val="en-GB"/>
+        </w:rPr>
+        <w:t>1.2</w:t>
+      </w:r>
+      <w:r>
+        <w:rPr>
+          <w:rFonts w:ascii="Times New Roman" w:hAnsi="Times New Roman" w:cs="Times New Roman"/>
+          <w:sz w:val="18"/>
+          <w:szCs w:val="18"/>
+          <w:lang w:val="en-GB"/>
+        </w:rPr>
+        <w:fldChar w:fldCharType="end"/>
+      </w:r>
+      <w:r>
+        <w:rPr>
+          <w:rFonts w:ascii="Times New Roman" w:hAnsi="Times New Roman" w:cs="Times New Roman"/>
+          <w:sz w:val="18"/>
+          <w:szCs w:val="18"/>
+          <w:lang w:val="en-GB"/>
+        </w:rPr>
+        <w:t xml:space="preserve"> կետում սահմանված ծավալով</w:t>
+      </w:r>
+      <w:r>
+        <w:rPr>
+          <w:rFonts w:ascii="Times New Roman" w:hAnsi="Times New Roman" w:cs="Times New Roman"/>
+          <w:sz w:val="18"/>
+          <w:szCs w:val="18"/>
+          <w:lang w:val="hy-AM"/>
+        </w:rPr>
         <w:t xml:space="preserve"> </w:t>
       </w:r>
-      <w:proofErr w:type="spellStart"/>
-      <w:r>
-        <w:rPr>
-          <w:rFonts w:ascii="Times New Roman" w:hAnsi="Times New Roman" w:cs="Times New Roman"/>
-          <w:sz w:val="18"/>
-          <w:szCs w:val="18"/>
-          <w:lang w:val="en-GB"/>
-        </w:rPr>
-        <w:t>կետում</w:t>
-      </w:r>
-      <w:proofErr w:type="spellEnd"/>
-      <w:r>
-        <w:rPr>
-          <w:rFonts w:ascii="Times New Roman" w:hAnsi="Times New Roman" w:cs="Times New Roman"/>
-          <w:sz w:val="18"/>
-          <w:szCs w:val="18"/>
-          <w:lang w:val="en-GB"/>
-        </w:rPr>
-        <w:t xml:space="preserve"> </w:t>
-      </w:r>
-      <w:proofErr w:type="spellStart"/>
-      <w:r>
-        <w:rPr>
-          <w:rFonts w:ascii="Times New Roman" w:hAnsi="Times New Roman" w:cs="Times New Roman"/>
-          <w:sz w:val="18"/>
-          <w:szCs w:val="18"/>
-          <w:lang w:val="en-GB"/>
-        </w:rPr>
-        <w:t>նշված</w:t>
-      </w:r>
-      <w:proofErr w:type="spellEnd"/>
-      <w:r>
-        <w:rPr>
-          <w:rFonts w:ascii="Times New Roman" w:hAnsi="Times New Roman" w:cs="Times New Roman"/>
-          <w:sz w:val="18"/>
-          <w:szCs w:val="18"/>
-          <w:lang w:val="en-GB"/>
-        </w:rPr>
-        <w:t xml:space="preserve">՝ </w:t>
-      </w:r>
-      <w:proofErr w:type="spellStart"/>
-      <w:r>
-        <w:rPr>
-          <w:rFonts w:ascii="Times New Roman" w:hAnsi="Times New Roman" w:cs="Times New Roman"/>
-          <w:sz w:val="18"/>
-          <w:szCs w:val="18"/>
-          <w:lang w:val="en-GB"/>
-        </w:rPr>
-        <w:t>Պարտապանի</w:t>
-      </w:r>
-      <w:proofErr w:type="spellEnd"/>
-      <w:r>
-        <w:rPr>
-          <w:rFonts w:ascii="Times New Roman" w:hAnsi="Times New Roman" w:cs="Times New Roman"/>
-          <w:sz w:val="18"/>
-          <w:szCs w:val="18"/>
-          <w:lang w:val="en-GB"/>
-        </w:rPr>
-        <w:t xml:space="preserve"> </w:t>
-      </w:r>
-      <w:proofErr w:type="spellStart"/>
-      <w:r>
-        <w:rPr>
-          <w:rFonts w:ascii="Times New Roman" w:hAnsi="Times New Roman" w:cs="Times New Roman"/>
-          <w:sz w:val="18"/>
-          <w:szCs w:val="18"/>
-          <w:lang w:val="en-GB"/>
-        </w:rPr>
-        <w:t>կողմից</w:t>
-      </w:r>
-      <w:proofErr w:type="spellEnd"/>
-      <w:r>
-        <w:rPr>
-          <w:rFonts w:ascii="Times New Roman" w:hAnsi="Times New Roman" w:cs="Times New Roman"/>
-          <w:sz w:val="18"/>
-          <w:szCs w:val="18"/>
-          <w:lang w:val="en-GB"/>
-        </w:rPr>
-        <w:t xml:space="preserve"> </w:t>
-      </w:r>
-      <w:proofErr w:type="spellStart"/>
-      <w:r>
-        <w:rPr>
-          <w:rFonts w:ascii="Times New Roman" w:hAnsi="Times New Roman" w:cs="Times New Roman"/>
-          <w:sz w:val="18"/>
-          <w:szCs w:val="18"/>
-          <w:lang w:val="en-GB"/>
-        </w:rPr>
-        <w:t>Պարտավորության</w:t>
-      </w:r>
-      <w:proofErr w:type="spellEnd"/>
-      <w:r>
-        <w:rPr>
-          <w:rFonts w:ascii="Times New Roman" w:hAnsi="Times New Roman" w:cs="Times New Roman"/>
-          <w:sz w:val="18"/>
-          <w:szCs w:val="18"/>
-          <w:lang w:val="en-GB"/>
-        </w:rPr>
-        <w:t xml:space="preserve"> </w:t>
-      </w:r>
-      <w:proofErr w:type="spellStart"/>
-      <w:r>
-        <w:rPr>
-          <w:rFonts w:ascii="Times New Roman" w:hAnsi="Times New Roman" w:cs="Times New Roman"/>
-          <w:sz w:val="18"/>
-          <w:szCs w:val="18"/>
-          <w:lang w:val="en-GB"/>
-        </w:rPr>
-        <w:t>սույն</w:t>
-      </w:r>
-      <w:proofErr w:type="spellEnd"/>
-      <w:r>
-        <w:rPr>
-          <w:rFonts w:ascii="Times New Roman" w:hAnsi="Times New Roman" w:cs="Times New Roman"/>
-          <w:sz w:val="18"/>
-          <w:szCs w:val="18"/>
-          <w:lang w:val="en-GB"/>
-        </w:rPr>
-        <w:t xml:space="preserve"> </w:t>
-      </w:r>
-      <w:proofErr w:type="spellStart"/>
-      <w:r>
-        <w:rPr>
-          <w:rFonts w:ascii="Times New Roman" w:hAnsi="Times New Roman" w:cs="Times New Roman"/>
-          <w:sz w:val="18"/>
-          <w:szCs w:val="18"/>
-          <w:lang w:val="en-GB"/>
-        </w:rPr>
-        <w:t>Պայմանագրի</w:t>
-      </w:r>
-      <w:proofErr w:type="spellEnd"/>
-      <w:r>
-        <w:rPr>
-          <w:rFonts w:ascii="Times New Roman" w:hAnsi="Times New Roman" w:cs="Times New Roman"/>
-          <w:sz w:val="18"/>
-          <w:szCs w:val="18"/>
-          <w:lang w:val="en-GB"/>
-        </w:rPr>
-        <w:t xml:space="preserve"> </w:t>
-      </w:r>
-      <w:r>
-        <w:rPr>
-          <w:rFonts w:ascii="Times New Roman" w:hAnsi="Times New Roman" w:cs="Times New Roman"/>
-          <w:sz w:val="18"/>
-          <w:szCs w:val="18"/>
-          <w:lang w:val="en-GB"/>
-        </w:rPr>
-        <w:fldChar w:fldCharType="begin"/>
-      </w:r>
-      <w:r>
-        <w:rPr>
-          <w:rFonts w:ascii="Times New Roman" w:hAnsi="Times New Roman" w:cs="Times New Roman"/>
-          <w:sz w:val="18"/>
-          <w:szCs w:val="18"/>
-          <w:lang w:val="en-GB"/>
-        </w:rPr>
-        <w:instrText xml:space="preserve"> REF _Ref227103907 \r \h </w:instrText>
-      </w:r>
-      <w:r>
-        <w:rPr>
-          <w:rFonts w:ascii="Times New Roman" w:hAnsi="Times New Roman" w:cs="Times New Roman"/>
-          <w:sz w:val="18"/>
-          <w:szCs w:val="18"/>
-          <w:lang w:val="en-GB"/>
-        </w:rPr>
-      </w:r>
-      <w:r>
-        <w:rPr>
-          <w:rFonts w:ascii="Times New Roman" w:hAnsi="Times New Roman" w:cs="Times New Roman"/>
-          <w:sz w:val="18"/>
-          <w:szCs w:val="18"/>
-          <w:lang w:val="en-GB"/>
-        </w:rPr>
-        <w:fldChar w:fldCharType="separate"/>
-      </w:r>
-      <w:r>
-        <w:rPr>
-          <w:rFonts w:ascii="Times New Roman" w:hAnsi="Times New Roman" w:cs="Times New Roman"/>
-          <w:sz w:val="18"/>
-          <w:szCs w:val="18"/>
-          <w:lang w:val="en-GB"/>
-        </w:rPr>
-        <w:t>1.2</w:t>
-      </w:r>
-      <w:r>
-        <w:rPr>
-          <w:rFonts w:ascii="Times New Roman" w:hAnsi="Times New Roman" w:cs="Times New Roman"/>
-          <w:sz w:val="18"/>
-          <w:szCs w:val="18"/>
-          <w:lang w:val="en-GB"/>
-        </w:rPr>
-        <w:fldChar w:fldCharType="end"/>
-      </w:r>
-      <w:r>
-        <w:rPr>
-          <w:rFonts w:ascii="Times New Roman" w:hAnsi="Times New Roman" w:cs="Times New Roman"/>
-          <w:sz w:val="18"/>
-          <w:szCs w:val="18"/>
-          <w:lang w:val="en-GB"/>
-        </w:rPr>
-        <w:t xml:space="preserve"> </w:t>
-      </w:r>
-      <w:proofErr w:type="spellStart"/>
-      <w:r>
-        <w:rPr>
-          <w:rFonts w:ascii="Times New Roman" w:hAnsi="Times New Roman" w:cs="Times New Roman"/>
-          <w:sz w:val="18"/>
-          <w:szCs w:val="18"/>
-          <w:lang w:val="en-GB"/>
-        </w:rPr>
-        <w:t>կետում</w:t>
-      </w:r>
-      <w:proofErr w:type="spellEnd"/>
-      <w:r>
-        <w:rPr>
-          <w:rFonts w:ascii="Times New Roman" w:hAnsi="Times New Roman" w:cs="Times New Roman"/>
-          <w:sz w:val="18"/>
-          <w:szCs w:val="18"/>
-          <w:lang w:val="en-GB"/>
-        </w:rPr>
-        <w:t xml:space="preserve"> </w:t>
-      </w:r>
-      <w:proofErr w:type="spellStart"/>
-      <w:r>
-        <w:rPr>
-          <w:rFonts w:ascii="Times New Roman" w:hAnsi="Times New Roman" w:cs="Times New Roman"/>
-          <w:sz w:val="18"/>
-          <w:szCs w:val="18"/>
-          <w:lang w:val="en-GB"/>
-        </w:rPr>
-        <w:t>սահմանված</w:t>
-      </w:r>
-      <w:proofErr w:type="spellEnd"/>
-      <w:r>
-        <w:rPr>
-          <w:rFonts w:ascii="Times New Roman" w:hAnsi="Times New Roman" w:cs="Times New Roman"/>
-          <w:sz w:val="18"/>
-          <w:szCs w:val="18"/>
-          <w:lang w:val="en-GB"/>
-        </w:rPr>
-        <w:t xml:space="preserve"> </w:t>
-      </w:r>
-      <w:proofErr w:type="spellStart"/>
-      <w:r>
-        <w:rPr>
-          <w:rFonts w:ascii="Times New Roman" w:hAnsi="Times New Roman" w:cs="Times New Roman"/>
-          <w:sz w:val="18"/>
-          <w:szCs w:val="18"/>
-          <w:lang w:val="en-GB"/>
-        </w:rPr>
-        <w:t>ծավալով</w:t>
-      </w:r>
-      <w:proofErr w:type="spellEnd"/>
-      <w:r>
-        <w:rPr>
-          <w:rFonts w:ascii="Times New Roman" w:hAnsi="Times New Roman" w:cs="Times New Roman"/>
-          <w:sz w:val="18"/>
-          <w:szCs w:val="18"/>
-          <w:lang w:val="hy-AM"/>
-        </w:rPr>
-        <w:t xml:space="preserve"> </w:t>
-      </w:r>
-      <w:proofErr w:type="spellStart"/>
-      <w:r>
-        <w:rPr>
-          <w:rFonts w:ascii="Times New Roman" w:hAnsi="Times New Roman" w:cs="Times New Roman"/>
-          <w:sz w:val="18"/>
-          <w:szCs w:val="18"/>
-          <w:lang w:val="en-GB"/>
-        </w:rPr>
-        <w:t>կատարման</w:t>
-      </w:r>
-      <w:proofErr w:type="spellEnd"/>
-      <w:r>
-        <w:rPr>
-          <w:rFonts w:ascii="Times New Roman" w:hAnsi="Times New Roman" w:cs="Times New Roman"/>
-          <w:sz w:val="18"/>
-          <w:szCs w:val="18"/>
-          <w:lang w:val="en-GB"/>
-        </w:rPr>
-        <w:t xml:space="preserve"> </w:t>
-      </w:r>
-      <w:proofErr w:type="spellStart"/>
-      <w:r>
-        <w:rPr>
-          <w:rFonts w:ascii="Times New Roman" w:hAnsi="Times New Roman" w:cs="Times New Roman"/>
-          <w:sz w:val="18"/>
-          <w:szCs w:val="18"/>
-          <w:lang w:val="en-GB"/>
-        </w:rPr>
-        <w:t>համար</w:t>
-      </w:r>
-      <w:proofErr w:type="spellEnd"/>
+      <w:r>
+        <w:rPr>
+          <w:rFonts w:ascii="Times New Roman" w:hAnsi="Times New Roman" w:cs="Times New Roman"/>
+          <w:sz w:val="18"/>
+          <w:szCs w:val="18"/>
+          <w:lang w:val="en-GB"/>
+        </w:rPr>
+        <w:t>կատարման համար</w:t>
+      </w:r>
       <w:r>
         <w:rPr>
           <w:rFonts w:ascii="Times New Roman" w:hAnsi="Times New Roman" w:cs="Times New Roman"/>
@@ -2603,199 +1350,17 @@
           <w:szCs w:val="18"/>
           <w:lang w:val="en-GB"/>
         </w:rPr>
-        <w:t>(</w:t>
-      </w:r>
-      <w:proofErr w:type="spellStart"/>
-      <w:r>
-        <w:rPr>
-          <w:rFonts w:ascii="Times New Roman" w:hAnsi="Times New Roman" w:cs="Times New Roman"/>
-          <w:sz w:val="18"/>
-          <w:szCs w:val="18"/>
-          <w:lang w:val="en-GB"/>
-        </w:rPr>
-        <w:t>այդ</w:t>
-      </w:r>
-      <w:proofErr w:type="spellEnd"/>
-      <w:r>
-        <w:rPr>
-          <w:rFonts w:ascii="Times New Roman" w:hAnsi="Times New Roman" w:cs="Times New Roman"/>
-          <w:sz w:val="18"/>
-          <w:szCs w:val="18"/>
-          <w:lang w:val="en-GB"/>
-        </w:rPr>
-        <w:t xml:space="preserve"> </w:t>
-      </w:r>
-      <w:proofErr w:type="spellStart"/>
-      <w:r>
-        <w:rPr>
-          <w:rFonts w:ascii="Times New Roman" w:hAnsi="Times New Roman" w:cs="Times New Roman"/>
-          <w:sz w:val="18"/>
-          <w:szCs w:val="18"/>
-          <w:lang w:val="en-GB"/>
-        </w:rPr>
-        <w:t>թվում</w:t>
-      </w:r>
-      <w:proofErr w:type="spellEnd"/>
-      <w:r>
-        <w:rPr>
-          <w:rFonts w:ascii="Times New Roman" w:hAnsi="Times New Roman" w:cs="Times New Roman"/>
-          <w:sz w:val="18"/>
-          <w:szCs w:val="18"/>
-          <w:lang w:val="en-GB"/>
-        </w:rPr>
-        <w:t xml:space="preserve">՝ </w:t>
-      </w:r>
-      <w:proofErr w:type="spellStart"/>
-      <w:r>
-        <w:rPr>
-          <w:rFonts w:ascii="Times New Roman" w:hAnsi="Times New Roman" w:cs="Times New Roman"/>
-          <w:sz w:val="18"/>
-          <w:szCs w:val="18"/>
-          <w:lang w:val="en-GB"/>
-        </w:rPr>
-        <w:t>հեռախոսազանգի</w:t>
-      </w:r>
-      <w:proofErr w:type="spellEnd"/>
-      <w:r>
-        <w:rPr>
-          <w:rFonts w:ascii="Times New Roman" w:hAnsi="Times New Roman" w:cs="Times New Roman"/>
-          <w:sz w:val="18"/>
-          <w:szCs w:val="18"/>
-          <w:lang w:val="en-GB"/>
-        </w:rPr>
-        <w:t xml:space="preserve"> </w:t>
-      </w:r>
-      <w:proofErr w:type="spellStart"/>
-      <w:r>
-        <w:rPr>
-          <w:rFonts w:ascii="Times New Roman" w:hAnsi="Times New Roman" w:cs="Times New Roman"/>
-          <w:sz w:val="18"/>
-          <w:szCs w:val="18"/>
-          <w:lang w:val="en-GB"/>
-        </w:rPr>
-        <w:t>միջոցով</w:t>
-      </w:r>
-      <w:proofErr w:type="spellEnd"/>
-      <w:r>
-        <w:rPr>
-          <w:rFonts w:ascii="Times New Roman" w:hAnsi="Times New Roman" w:cs="Times New Roman"/>
-          <w:sz w:val="18"/>
-          <w:szCs w:val="18"/>
-          <w:lang w:val="en-GB"/>
-        </w:rPr>
-        <w:t xml:space="preserve">) </w:t>
-      </w:r>
-      <w:proofErr w:type="spellStart"/>
-      <w:r>
-        <w:rPr>
-          <w:rFonts w:ascii="Times New Roman" w:hAnsi="Times New Roman" w:cs="Times New Roman"/>
-          <w:sz w:val="18"/>
-          <w:szCs w:val="18"/>
-          <w:lang w:val="en-GB"/>
-        </w:rPr>
-        <w:t>ծանուցվելուց</w:t>
-      </w:r>
-      <w:proofErr w:type="spellEnd"/>
-      <w:r>
-        <w:rPr>
-          <w:rFonts w:ascii="Times New Roman" w:hAnsi="Times New Roman" w:cs="Times New Roman"/>
-          <w:sz w:val="18"/>
-          <w:szCs w:val="18"/>
-          <w:lang w:val="en-GB"/>
-        </w:rPr>
-        <w:t xml:space="preserve"> </w:t>
-      </w:r>
-      <w:proofErr w:type="spellStart"/>
-      <w:r>
-        <w:rPr>
-          <w:rFonts w:ascii="Times New Roman" w:hAnsi="Times New Roman" w:cs="Times New Roman"/>
-          <w:sz w:val="18"/>
-          <w:szCs w:val="18"/>
-          <w:lang w:val="en-GB"/>
-        </w:rPr>
-        <w:t>հետո</w:t>
-      </w:r>
-      <w:proofErr w:type="spellEnd"/>
-      <w:r>
-        <w:rPr>
-          <w:rFonts w:ascii="Times New Roman" w:hAnsi="Times New Roman" w:cs="Times New Roman"/>
-          <w:sz w:val="18"/>
-          <w:szCs w:val="18"/>
-          <w:lang w:val="en-GB"/>
-        </w:rPr>
-        <w:t xml:space="preserve"> </w:t>
-      </w:r>
-      <w:proofErr w:type="spellStart"/>
-      <w:r>
-        <w:rPr>
-          <w:rFonts w:ascii="Times New Roman" w:hAnsi="Times New Roman" w:cs="Times New Roman"/>
-          <w:sz w:val="18"/>
-          <w:szCs w:val="18"/>
-          <w:lang w:val="en-GB"/>
-        </w:rPr>
-        <w:t>յոթ</w:t>
-      </w:r>
-      <w:proofErr w:type="spellEnd"/>
-      <w:r>
-        <w:rPr>
-          <w:rFonts w:ascii="Times New Roman" w:hAnsi="Times New Roman" w:cs="Times New Roman"/>
-          <w:sz w:val="18"/>
-          <w:szCs w:val="18"/>
-          <w:lang w:val="en-GB"/>
-        </w:rPr>
-        <w:t xml:space="preserve"> </w:t>
-      </w:r>
-      <w:proofErr w:type="spellStart"/>
-      <w:r>
-        <w:rPr>
-          <w:rFonts w:ascii="Times New Roman" w:hAnsi="Times New Roman" w:cs="Times New Roman"/>
-          <w:sz w:val="18"/>
-          <w:szCs w:val="18"/>
-          <w:lang w:val="en-GB"/>
-        </w:rPr>
-        <w:t>աշխատանքային</w:t>
-      </w:r>
-      <w:proofErr w:type="spellEnd"/>
-      <w:r>
-        <w:rPr>
-          <w:rFonts w:ascii="Times New Roman" w:hAnsi="Times New Roman" w:cs="Times New Roman"/>
-          <w:sz w:val="18"/>
-          <w:szCs w:val="18"/>
-          <w:lang w:val="en-GB"/>
-        </w:rPr>
-        <w:t xml:space="preserve"> </w:t>
-      </w:r>
-      <w:proofErr w:type="spellStart"/>
-      <w:r>
-        <w:rPr>
-          <w:rFonts w:ascii="Times New Roman" w:hAnsi="Times New Roman" w:cs="Times New Roman"/>
-          <w:sz w:val="18"/>
-          <w:szCs w:val="18"/>
-          <w:lang w:val="en-GB"/>
-        </w:rPr>
-        <w:t>օրվա</w:t>
-      </w:r>
-      <w:proofErr w:type="spellEnd"/>
-      <w:r>
-        <w:rPr>
-          <w:rFonts w:ascii="Times New Roman" w:hAnsi="Times New Roman" w:cs="Times New Roman"/>
-          <w:sz w:val="18"/>
-          <w:szCs w:val="18"/>
-          <w:lang w:val="en-GB"/>
-        </w:rPr>
-        <w:t xml:space="preserve"> </w:t>
-      </w:r>
-      <w:proofErr w:type="spellStart"/>
-      <w:r>
-        <w:rPr>
-          <w:rFonts w:ascii="Times New Roman" w:hAnsi="Times New Roman" w:cs="Times New Roman"/>
-          <w:sz w:val="18"/>
-          <w:szCs w:val="18"/>
-          <w:lang w:val="en-GB"/>
-        </w:rPr>
-        <w:t>ընթացքում</w:t>
-      </w:r>
-      <w:proofErr w:type="spellEnd"/>
+        <w:t xml:space="preserve">(այդ թվում՝ հեռախոսազանգի միջոցով) ծանուցվելուց հետո </w:t>
+      </w:r>
+      <w:r>
+        <w:rPr>
+          <w:rFonts w:ascii="Times New Roman" w:hAnsi="Times New Roman" w:cs="Times New Roman"/>
+          <w:sz w:val="18"/>
+          <w:szCs w:val="18"/>
+          <w:lang w:val="en-GB"/>
+        </w:rPr>
+        <w:t>յոթ աշխատանքային օրվա ընթացքում</w:t>
+      </w:r>
       <w:r>
         <w:rPr>
           <w:rFonts w:ascii="Times New Roman" w:hAnsi="Times New Roman" w:cs="Times New Roman"/>
@@ -2861,19 +1426,26 @@
           <w:szCs w:val="18"/>
           <w:lang w:val="en-GB"/>
         </w:rPr>
-        <w:t>(</w:t>
-      </w:r>
-      <w:proofErr w:type="spellStart"/>
-      <w:r>
-        <w:rPr>
-          <w:rFonts w:ascii="Times New Roman" w:hAnsi="Times New Roman" w:cs="Times New Roman"/>
-          <w:sz w:val="18"/>
-          <w:szCs w:val="18"/>
-          <w:lang w:val="en-GB"/>
-        </w:rPr>
-        <w:t>այդ</w:t>
-      </w:r>
-      <w:proofErr w:type="spellEnd"/>
+        <w:t xml:space="preserve">(այդ թվում՝ հեռախոսազանգի միջոցով) ծանուցվելուց հետո </w:t>
+      </w:r>
+      <w:r>
+        <w:rPr>
+          <w:rFonts w:ascii="Times New Roman" w:hAnsi="Times New Roman" w:cs="Times New Roman"/>
+          <w:sz w:val="18"/>
+          <w:szCs w:val="18"/>
+          <w:lang w:val="en-GB"/>
+        </w:rPr>
+        <w:t xml:space="preserve">յոթ աշխատանքային օրվա ընթացքում </w:t>
+      </w:r>
+      <w:r>
+        <w:rPr>
+          <w:rFonts w:ascii="Times New Roman" w:hAnsi="Times New Roman" w:cs="Times New Roman"/>
+          <w:sz w:val="18"/>
+          <w:szCs w:val="18"/>
+          <w:lang w:val="en-GB"/>
+        </w:rPr>
+        <w:t>կատարել Վարկային պայմանագրով սահմանված</w:t>
+      </w:r>
       <w:r>
         <w:rPr>
           <w:rFonts w:ascii="Times New Roman" w:hAnsi="Times New Roman" w:cs="Times New Roman"/>
@@ -2883,267 +1455,6 @@
         </w:rPr>
         <w:t xml:space="preserve"> </w:t>
       </w:r>
-      <w:proofErr w:type="spellStart"/>
-      <w:r>
-        <w:rPr>
-          <w:rFonts w:ascii="Times New Roman" w:hAnsi="Times New Roman" w:cs="Times New Roman"/>
-          <w:sz w:val="18"/>
-          <w:szCs w:val="18"/>
-          <w:lang w:val="en-GB"/>
-        </w:rPr>
-        <w:t>թվում</w:t>
-      </w:r>
-      <w:proofErr w:type="spellEnd"/>
-      <w:r>
-        <w:rPr>
-          <w:rFonts w:ascii="Times New Roman" w:hAnsi="Times New Roman" w:cs="Times New Roman"/>
-          <w:sz w:val="18"/>
-          <w:szCs w:val="18"/>
-          <w:lang w:val="en-GB"/>
-        </w:rPr>
-        <w:t xml:space="preserve">՝ </w:t>
-      </w:r>
-      <w:proofErr w:type="spellStart"/>
-      <w:r>
-        <w:rPr>
-          <w:rFonts w:ascii="Times New Roman" w:hAnsi="Times New Roman" w:cs="Times New Roman"/>
-          <w:sz w:val="18"/>
-          <w:szCs w:val="18"/>
-          <w:lang w:val="en-GB"/>
-        </w:rPr>
-        <w:t>հեռախոսազանգի</w:t>
-      </w:r>
-      <w:proofErr w:type="spellEnd"/>
-      <w:r>
-        <w:rPr>
-          <w:rFonts w:ascii="Times New Roman" w:hAnsi="Times New Roman" w:cs="Times New Roman"/>
-          <w:sz w:val="18"/>
-          <w:szCs w:val="18"/>
-          <w:lang w:val="en-GB"/>
-        </w:rPr>
-        <w:t xml:space="preserve"> </w:t>
-      </w:r>
-      <w:proofErr w:type="spellStart"/>
-      <w:r>
-        <w:rPr>
-          <w:rFonts w:ascii="Times New Roman" w:hAnsi="Times New Roman" w:cs="Times New Roman"/>
-          <w:sz w:val="18"/>
-          <w:szCs w:val="18"/>
-          <w:lang w:val="en-GB"/>
-        </w:rPr>
-        <w:t>միջոցով</w:t>
-      </w:r>
-      <w:proofErr w:type="spellEnd"/>
-      <w:r>
-        <w:rPr>
-          <w:rFonts w:ascii="Times New Roman" w:hAnsi="Times New Roman" w:cs="Times New Roman"/>
-          <w:sz w:val="18"/>
-          <w:szCs w:val="18"/>
-          <w:lang w:val="en-GB"/>
-        </w:rPr>
-        <w:t xml:space="preserve">) </w:t>
-      </w:r>
-      <w:proofErr w:type="spellStart"/>
-      <w:r>
-        <w:rPr>
-          <w:rFonts w:ascii="Times New Roman" w:hAnsi="Times New Roman" w:cs="Times New Roman"/>
-          <w:sz w:val="18"/>
-          <w:szCs w:val="18"/>
-          <w:lang w:val="en-GB"/>
-        </w:rPr>
-        <w:t>ծանուցվելուց</w:t>
-      </w:r>
-      <w:proofErr w:type="spellEnd"/>
-      <w:r>
-        <w:rPr>
-          <w:rFonts w:ascii="Times New Roman" w:hAnsi="Times New Roman" w:cs="Times New Roman"/>
-          <w:sz w:val="18"/>
-          <w:szCs w:val="18"/>
-          <w:lang w:val="en-GB"/>
-        </w:rPr>
-        <w:t xml:space="preserve"> </w:t>
-      </w:r>
-      <w:proofErr w:type="spellStart"/>
-      <w:r>
-        <w:rPr>
-          <w:rFonts w:ascii="Times New Roman" w:hAnsi="Times New Roman" w:cs="Times New Roman"/>
-          <w:sz w:val="18"/>
-          <w:szCs w:val="18"/>
-          <w:lang w:val="en-GB"/>
-        </w:rPr>
-        <w:t>հետո</w:t>
-      </w:r>
-      <w:proofErr w:type="spellEnd"/>
-      <w:r>
-        <w:rPr>
-          <w:rFonts w:ascii="Times New Roman" w:hAnsi="Times New Roman" w:cs="Times New Roman"/>
-          <w:sz w:val="18"/>
-          <w:szCs w:val="18"/>
-          <w:lang w:val="en-GB"/>
-        </w:rPr>
-        <w:t xml:space="preserve"> </w:t>
-      </w:r>
-      <w:proofErr w:type="spellStart"/>
-      <w:r>
-        <w:rPr>
-          <w:rFonts w:ascii="Times New Roman" w:hAnsi="Times New Roman" w:cs="Times New Roman"/>
-          <w:sz w:val="18"/>
-          <w:szCs w:val="18"/>
-          <w:lang w:val="en-GB"/>
-        </w:rPr>
-        <w:t>յոթ</w:t>
-      </w:r>
-      <w:proofErr w:type="spellEnd"/>
-      <w:r>
-        <w:rPr>
-          <w:rFonts w:ascii="Times New Roman" w:hAnsi="Times New Roman" w:cs="Times New Roman"/>
-          <w:sz w:val="18"/>
-          <w:szCs w:val="18"/>
-          <w:lang w:val="en-GB"/>
-        </w:rPr>
-        <w:t xml:space="preserve"> </w:t>
-      </w:r>
-      <w:proofErr w:type="spellStart"/>
-      <w:r>
-        <w:rPr>
-          <w:rFonts w:ascii="Times New Roman" w:hAnsi="Times New Roman" w:cs="Times New Roman"/>
-          <w:sz w:val="18"/>
-          <w:szCs w:val="18"/>
-          <w:lang w:val="en-GB"/>
-        </w:rPr>
-        <w:t>աշխատանքային</w:t>
-      </w:r>
-      <w:proofErr w:type="spellEnd"/>
-      <w:r>
-        <w:rPr>
-          <w:rFonts w:ascii="Times New Roman" w:hAnsi="Times New Roman" w:cs="Times New Roman"/>
-          <w:sz w:val="18"/>
-          <w:szCs w:val="18"/>
-          <w:lang w:val="en-GB"/>
-        </w:rPr>
-        <w:t xml:space="preserve"> </w:t>
-      </w:r>
-      <w:proofErr w:type="spellStart"/>
-      <w:r>
-        <w:rPr>
-          <w:rFonts w:ascii="Times New Roman" w:hAnsi="Times New Roman" w:cs="Times New Roman"/>
-          <w:sz w:val="18"/>
-          <w:szCs w:val="18"/>
-          <w:lang w:val="en-GB"/>
-        </w:rPr>
-        <w:t>օրվա</w:t>
-      </w:r>
-      <w:proofErr w:type="spellEnd"/>
-      <w:r>
-        <w:rPr>
-          <w:rFonts w:ascii="Times New Roman" w:hAnsi="Times New Roman" w:cs="Times New Roman"/>
-          <w:sz w:val="18"/>
-          <w:szCs w:val="18"/>
-          <w:lang w:val="en-GB"/>
-        </w:rPr>
-        <w:t xml:space="preserve"> </w:t>
-      </w:r>
-      <w:proofErr w:type="spellStart"/>
-      <w:r>
-        <w:rPr>
-          <w:rFonts w:ascii="Times New Roman" w:hAnsi="Times New Roman" w:cs="Times New Roman"/>
-          <w:sz w:val="18"/>
-          <w:szCs w:val="18"/>
-          <w:lang w:val="en-GB"/>
-        </w:rPr>
-        <w:t>ընթացքում</w:t>
-      </w:r>
-      <w:proofErr w:type="spellEnd"/>
-      <w:r>
-        <w:rPr>
-          <w:rFonts w:ascii="Times New Roman" w:hAnsi="Times New Roman" w:cs="Times New Roman"/>
-          <w:sz w:val="18"/>
-          <w:szCs w:val="18"/>
-          <w:lang w:val="en-GB"/>
-        </w:rPr>
-        <w:t xml:space="preserve"> </w:t>
-      </w:r>
-      <w:proofErr w:type="spellStart"/>
-      <w:r>
-        <w:rPr>
-          <w:rFonts w:ascii="Times New Roman" w:hAnsi="Times New Roman" w:cs="Times New Roman"/>
-          <w:sz w:val="18"/>
-          <w:szCs w:val="18"/>
-          <w:lang w:val="en-GB"/>
-        </w:rPr>
-        <w:t>կատարել</w:t>
-      </w:r>
-      <w:proofErr w:type="spellEnd"/>
-      <w:r>
-        <w:rPr>
-          <w:rFonts w:ascii="Times New Roman" w:hAnsi="Times New Roman" w:cs="Times New Roman"/>
-          <w:sz w:val="18"/>
-          <w:szCs w:val="18"/>
-          <w:lang w:val="en-GB"/>
-        </w:rPr>
-        <w:t xml:space="preserve"> </w:t>
-      </w:r>
-      <w:proofErr w:type="spellStart"/>
-      <w:r>
-        <w:rPr>
-          <w:rFonts w:ascii="Times New Roman" w:hAnsi="Times New Roman" w:cs="Times New Roman"/>
-          <w:sz w:val="18"/>
-          <w:szCs w:val="18"/>
-          <w:lang w:val="en-GB"/>
-        </w:rPr>
-        <w:t>Վարկային</w:t>
-      </w:r>
-      <w:proofErr w:type="spellEnd"/>
-      <w:r>
-        <w:rPr>
-          <w:rFonts w:ascii="Times New Roman" w:hAnsi="Times New Roman" w:cs="Times New Roman"/>
-          <w:sz w:val="18"/>
-          <w:szCs w:val="18"/>
-          <w:lang w:val="en-GB"/>
-        </w:rPr>
-        <w:t xml:space="preserve"> </w:t>
-      </w:r>
-      <w:proofErr w:type="spellStart"/>
-      <w:r>
-        <w:rPr>
-          <w:rFonts w:ascii="Times New Roman" w:hAnsi="Times New Roman" w:cs="Times New Roman"/>
-          <w:sz w:val="18"/>
-          <w:szCs w:val="18"/>
-          <w:lang w:val="en-GB"/>
-        </w:rPr>
-        <w:t>պայմանագրով</w:t>
-      </w:r>
-      <w:proofErr w:type="spellEnd"/>
-      <w:r>
-        <w:rPr>
-          <w:rFonts w:ascii="Times New Roman" w:hAnsi="Times New Roman" w:cs="Times New Roman"/>
-          <w:sz w:val="18"/>
-          <w:szCs w:val="18"/>
-          <w:lang w:val="en-GB"/>
-        </w:rPr>
-        <w:t xml:space="preserve"> </w:t>
-      </w:r>
-      <w:proofErr w:type="spellStart"/>
-      <w:r>
-        <w:rPr>
-          <w:rFonts w:ascii="Times New Roman" w:hAnsi="Times New Roman" w:cs="Times New Roman"/>
-          <w:sz w:val="18"/>
-          <w:szCs w:val="18"/>
-          <w:lang w:val="en-GB"/>
-        </w:rPr>
-        <w:t>սահմանված</w:t>
-      </w:r>
-      <w:proofErr w:type="spellEnd"/>
-      <w:r>
-        <w:rPr>
-          <w:rFonts w:ascii="Times New Roman" w:hAnsi="Times New Roman" w:cs="Times New Roman"/>
-          <w:sz w:val="18"/>
-          <w:szCs w:val="18"/>
-          <w:lang w:val="en-GB"/>
-        </w:rPr>
-        <w:t xml:space="preserve"> </w:t>
-      </w:r>
-      <w:proofErr w:type="spellStart"/>
       <w:r>
         <w:rPr>
           <w:rFonts w:ascii="Times New Roman" w:hAnsi="Times New Roman" w:cs="Times New Roman"/>
@@ -3153,7 +1464,6 @@
         </w:rPr>
         <w:t>պարտավորության</w:t>
       </w:r>
-      <w:proofErr w:type="spellEnd"/>
       <w:r>
         <w:rPr>
           <w:rFonts w:ascii="Times New Roman" w:hAnsi="Times New Roman" w:cs="Times New Roman"/>
@@ -3194,385 +1504,23 @@
           <w:lang w:val="hy-AM"/>
         </w:rPr>
       </w:pPr>
-      <w:proofErr w:type="spellStart"/>
-      <w:r>
-        <w:rPr>
-          <w:rFonts w:ascii="Times New Roman" w:hAnsi="Times New Roman" w:cs="Times New Roman"/>
-          <w:sz w:val="18"/>
-          <w:szCs w:val="18"/>
-          <w:lang w:val="en-GB"/>
-        </w:rPr>
-        <w:t>Պարտատիրոջ</w:t>
-      </w:r>
-      <w:proofErr w:type="spellEnd"/>
-      <w:r>
-        <w:rPr>
-          <w:rFonts w:ascii="Times New Roman" w:hAnsi="Times New Roman" w:cs="Times New Roman"/>
-          <w:sz w:val="18"/>
-          <w:szCs w:val="18"/>
-          <w:lang w:val="en-GB"/>
-        </w:rPr>
-        <w:t xml:space="preserve"> </w:t>
-      </w:r>
-      <w:proofErr w:type="spellStart"/>
-      <w:r>
-        <w:rPr>
-          <w:rFonts w:ascii="Times New Roman" w:hAnsi="Times New Roman" w:cs="Times New Roman"/>
-          <w:sz w:val="18"/>
-          <w:szCs w:val="18"/>
-          <w:lang w:val="en-GB"/>
-        </w:rPr>
-        <w:t>պահանջով</w:t>
-      </w:r>
-      <w:proofErr w:type="spellEnd"/>
-      <w:r>
-        <w:rPr>
-          <w:rFonts w:ascii="Times New Roman" w:hAnsi="Times New Roman" w:cs="Times New Roman"/>
-          <w:sz w:val="18"/>
-          <w:szCs w:val="18"/>
-          <w:lang w:val="en-GB"/>
-        </w:rPr>
-        <w:t xml:space="preserve">, </w:t>
-      </w:r>
-      <w:proofErr w:type="spellStart"/>
-      <w:r>
-        <w:rPr>
-          <w:rFonts w:ascii="Times New Roman" w:hAnsi="Times New Roman" w:cs="Times New Roman"/>
-          <w:sz w:val="18"/>
-          <w:szCs w:val="18"/>
-          <w:lang w:val="en-GB"/>
-        </w:rPr>
-        <w:t>Վարկային</w:t>
-      </w:r>
-      <w:proofErr w:type="spellEnd"/>
-      <w:r>
-        <w:rPr>
-          <w:rFonts w:ascii="Times New Roman" w:hAnsi="Times New Roman" w:cs="Times New Roman"/>
-          <w:sz w:val="18"/>
-          <w:szCs w:val="18"/>
-          <w:lang w:val="en-GB"/>
-        </w:rPr>
-        <w:t xml:space="preserve"> </w:t>
-      </w:r>
-      <w:proofErr w:type="spellStart"/>
-      <w:r>
-        <w:rPr>
-          <w:rFonts w:ascii="Times New Roman" w:hAnsi="Times New Roman" w:cs="Times New Roman"/>
-          <w:sz w:val="18"/>
-          <w:szCs w:val="18"/>
-          <w:lang w:val="en-GB"/>
-        </w:rPr>
-        <w:t>պայմանագրով</w:t>
-      </w:r>
-      <w:proofErr w:type="spellEnd"/>
-      <w:r>
-        <w:rPr>
-          <w:rFonts w:ascii="Times New Roman" w:hAnsi="Times New Roman" w:cs="Times New Roman"/>
-          <w:sz w:val="18"/>
-          <w:szCs w:val="18"/>
-          <w:lang w:val="en-GB"/>
-        </w:rPr>
-        <w:t xml:space="preserve"> </w:t>
-      </w:r>
-      <w:proofErr w:type="spellStart"/>
-      <w:r>
-        <w:rPr>
-          <w:rFonts w:ascii="Times New Roman" w:hAnsi="Times New Roman" w:cs="Times New Roman"/>
-          <w:sz w:val="18"/>
-          <w:szCs w:val="18"/>
-          <w:lang w:val="en-GB"/>
-        </w:rPr>
-        <w:t>սահմանված</w:t>
-      </w:r>
-      <w:proofErr w:type="spellEnd"/>
-      <w:r>
-        <w:rPr>
-          <w:rFonts w:ascii="Times New Roman" w:hAnsi="Times New Roman" w:cs="Times New Roman"/>
-          <w:sz w:val="18"/>
-          <w:szCs w:val="18"/>
-          <w:lang w:val="en-GB"/>
-        </w:rPr>
-        <w:t xml:space="preserve"> </w:t>
-      </w:r>
-      <w:proofErr w:type="spellStart"/>
-      <w:r>
-        <w:rPr>
-          <w:rFonts w:ascii="Times New Roman" w:hAnsi="Times New Roman" w:cs="Times New Roman"/>
-          <w:sz w:val="18"/>
-          <w:szCs w:val="18"/>
-          <w:lang w:val="en-GB"/>
-        </w:rPr>
-        <w:t>պարտավորությունների</w:t>
-      </w:r>
-      <w:proofErr w:type="spellEnd"/>
-      <w:r>
-        <w:rPr>
-          <w:rFonts w:ascii="Times New Roman" w:hAnsi="Times New Roman" w:cs="Times New Roman"/>
-          <w:sz w:val="18"/>
-          <w:szCs w:val="18"/>
-          <w:lang w:val="en-GB"/>
-        </w:rPr>
-        <w:t xml:space="preserve"> </w:t>
-      </w:r>
-      <w:proofErr w:type="spellStart"/>
-      <w:r>
-        <w:rPr>
-          <w:rFonts w:ascii="Times New Roman" w:hAnsi="Times New Roman" w:cs="Times New Roman"/>
-          <w:sz w:val="18"/>
-          <w:szCs w:val="18"/>
-          <w:lang w:val="en-GB"/>
-        </w:rPr>
-        <w:t>կատարման</w:t>
-      </w:r>
-      <w:proofErr w:type="spellEnd"/>
-      <w:r>
-        <w:rPr>
-          <w:rFonts w:ascii="Times New Roman" w:hAnsi="Times New Roman" w:cs="Times New Roman"/>
-          <w:sz w:val="18"/>
-          <w:szCs w:val="18"/>
-          <w:lang w:val="en-GB"/>
-        </w:rPr>
-        <w:t xml:space="preserve"> </w:t>
-      </w:r>
-      <w:proofErr w:type="spellStart"/>
-      <w:r>
-        <w:rPr>
-          <w:rFonts w:ascii="Times New Roman" w:hAnsi="Times New Roman" w:cs="Times New Roman"/>
-          <w:sz w:val="18"/>
-          <w:szCs w:val="18"/>
-          <w:lang w:val="en-GB"/>
-        </w:rPr>
-        <w:t>հետ</w:t>
-      </w:r>
-      <w:proofErr w:type="spellEnd"/>
-      <w:r>
-        <w:rPr>
-          <w:rFonts w:ascii="Times New Roman" w:hAnsi="Times New Roman" w:cs="Times New Roman"/>
-          <w:sz w:val="18"/>
-          <w:szCs w:val="18"/>
-          <w:lang w:val="en-GB"/>
-        </w:rPr>
-        <w:t xml:space="preserve"> </w:t>
-      </w:r>
-      <w:proofErr w:type="spellStart"/>
-      <w:r>
-        <w:rPr>
-          <w:rFonts w:ascii="Times New Roman" w:hAnsi="Times New Roman" w:cs="Times New Roman"/>
-          <w:sz w:val="18"/>
-          <w:szCs w:val="18"/>
-          <w:lang w:val="en-GB"/>
-        </w:rPr>
-        <w:t>կապված</w:t>
-      </w:r>
-      <w:proofErr w:type="spellEnd"/>
-      <w:r>
-        <w:rPr>
-          <w:rFonts w:ascii="Times New Roman" w:hAnsi="Times New Roman" w:cs="Times New Roman"/>
-          <w:sz w:val="18"/>
-          <w:szCs w:val="18"/>
-          <w:lang w:val="en-GB"/>
-        </w:rPr>
-        <w:t xml:space="preserve"> </w:t>
-      </w:r>
-      <w:proofErr w:type="spellStart"/>
-      <w:r>
-        <w:rPr>
-          <w:rFonts w:ascii="Times New Roman" w:hAnsi="Times New Roman" w:cs="Times New Roman"/>
-          <w:sz w:val="18"/>
-          <w:szCs w:val="18"/>
-          <w:lang w:val="en-GB"/>
-        </w:rPr>
-        <w:t>հարցերի</w:t>
-      </w:r>
-      <w:proofErr w:type="spellEnd"/>
-      <w:r>
-        <w:rPr>
-          <w:rFonts w:ascii="Times New Roman" w:hAnsi="Times New Roman" w:cs="Times New Roman"/>
-          <w:sz w:val="18"/>
-          <w:szCs w:val="18"/>
-          <w:lang w:val="en-GB"/>
-        </w:rPr>
-        <w:t xml:space="preserve"> </w:t>
-      </w:r>
-      <w:proofErr w:type="spellStart"/>
-      <w:r>
-        <w:rPr>
-          <w:rFonts w:ascii="Times New Roman" w:hAnsi="Times New Roman" w:cs="Times New Roman"/>
-          <w:sz w:val="18"/>
-          <w:szCs w:val="18"/>
-          <w:lang w:val="en-GB"/>
-        </w:rPr>
-        <w:t>լուծման</w:t>
-      </w:r>
-      <w:proofErr w:type="spellEnd"/>
-      <w:r>
-        <w:rPr>
-          <w:rFonts w:ascii="Times New Roman" w:hAnsi="Times New Roman" w:cs="Times New Roman"/>
-          <w:sz w:val="18"/>
-          <w:szCs w:val="18"/>
-          <w:lang w:val="en-GB"/>
-        </w:rPr>
-        <w:t xml:space="preserve"> </w:t>
-      </w:r>
-      <w:proofErr w:type="spellStart"/>
-      <w:r>
-        <w:rPr>
-          <w:rFonts w:ascii="Times New Roman" w:hAnsi="Times New Roman" w:cs="Times New Roman"/>
-          <w:sz w:val="18"/>
-          <w:szCs w:val="18"/>
-          <w:lang w:val="en-GB"/>
-        </w:rPr>
-        <w:t>համար</w:t>
-      </w:r>
-      <w:proofErr w:type="spellEnd"/>
-      <w:r>
-        <w:rPr>
-          <w:rFonts w:ascii="Times New Roman" w:hAnsi="Times New Roman" w:cs="Times New Roman"/>
-          <w:sz w:val="18"/>
-          <w:szCs w:val="18"/>
-          <w:lang w:val="en-GB"/>
-        </w:rPr>
-        <w:t xml:space="preserve">, </w:t>
-      </w:r>
-      <w:proofErr w:type="spellStart"/>
-      <w:r>
-        <w:rPr>
-          <w:rFonts w:ascii="Times New Roman" w:hAnsi="Times New Roman" w:cs="Times New Roman"/>
-          <w:sz w:val="18"/>
-          <w:szCs w:val="18"/>
-          <w:lang w:val="en-GB"/>
-        </w:rPr>
-        <w:t>ներկայանալ</w:t>
-      </w:r>
-      <w:proofErr w:type="spellEnd"/>
-      <w:r>
-        <w:rPr>
-          <w:rFonts w:ascii="Times New Roman" w:hAnsi="Times New Roman" w:cs="Times New Roman"/>
-          <w:sz w:val="18"/>
-          <w:szCs w:val="18"/>
-          <w:lang w:val="en-GB"/>
-        </w:rPr>
-        <w:t xml:space="preserve"> </w:t>
-      </w:r>
-      <w:proofErr w:type="spellStart"/>
-      <w:r>
-        <w:rPr>
-          <w:rFonts w:ascii="Times New Roman" w:hAnsi="Times New Roman" w:cs="Times New Roman"/>
-          <w:sz w:val="18"/>
-          <w:szCs w:val="18"/>
-          <w:lang w:val="en-GB"/>
-        </w:rPr>
-        <w:t>հանդիպման</w:t>
-      </w:r>
-      <w:proofErr w:type="spellEnd"/>
-      <w:r>
-        <w:rPr>
-          <w:rFonts w:ascii="Times New Roman" w:hAnsi="Times New Roman" w:cs="Times New Roman"/>
-          <w:sz w:val="18"/>
-          <w:szCs w:val="18"/>
-          <w:lang w:val="en-GB"/>
-        </w:rPr>
-        <w:t xml:space="preserve"> </w:t>
-      </w:r>
-      <w:proofErr w:type="spellStart"/>
-      <w:r>
-        <w:rPr>
-          <w:rFonts w:ascii="Times New Roman" w:hAnsi="Times New Roman" w:cs="Times New Roman"/>
-          <w:sz w:val="18"/>
-          <w:szCs w:val="18"/>
-          <w:lang w:val="en-GB"/>
-        </w:rPr>
-        <w:t>Պարտատիրոջ</w:t>
-      </w:r>
-      <w:proofErr w:type="spellEnd"/>
-      <w:r>
-        <w:rPr>
-          <w:rFonts w:ascii="Times New Roman" w:hAnsi="Times New Roman" w:cs="Times New Roman"/>
-          <w:sz w:val="18"/>
-          <w:szCs w:val="18"/>
-          <w:lang w:val="en-GB"/>
-        </w:rPr>
-        <w:t xml:space="preserve"> </w:t>
-      </w:r>
-      <w:proofErr w:type="spellStart"/>
-      <w:r>
-        <w:rPr>
-          <w:rFonts w:ascii="Times New Roman" w:hAnsi="Times New Roman" w:cs="Times New Roman"/>
-          <w:sz w:val="18"/>
-          <w:szCs w:val="18"/>
-          <w:lang w:val="en-GB"/>
-        </w:rPr>
-        <w:t>կողմից</w:t>
-      </w:r>
-      <w:proofErr w:type="spellEnd"/>
-      <w:r>
-        <w:rPr>
-          <w:rFonts w:ascii="Times New Roman" w:hAnsi="Times New Roman" w:cs="Times New Roman"/>
-          <w:sz w:val="18"/>
-          <w:szCs w:val="18"/>
-          <w:lang w:val="en-GB"/>
-        </w:rPr>
-        <w:t xml:space="preserve"> </w:t>
-      </w:r>
-      <w:proofErr w:type="spellStart"/>
-      <w:r>
-        <w:rPr>
-          <w:rFonts w:ascii="Times New Roman" w:hAnsi="Times New Roman" w:cs="Times New Roman"/>
-          <w:sz w:val="18"/>
-          <w:szCs w:val="18"/>
-          <w:lang w:val="en-GB"/>
-        </w:rPr>
-        <w:t>նշված</w:t>
-      </w:r>
-      <w:proofErr w:type="spellEnd"/>
-      <w:r>
-        <w:rPr>
-          <w:rFonts w:ascii="Times New Roman" w:hAnsi="Times New Roman" w:cs="Times New Roman"/>
-          <w:sz w:val="18"/>
-          <w:szCs w:val="18"/>
-          <w:lang w:val="en-GB"/>
-        </w:rPr>
-        <w:t xml:space="preserve"> </w:t>
-      </w:r>
-      <w:proofErr w:type="spellStart"/>
-      <w:r>
-        <w:rPr>
-          <w:rFonts w:ascii="Times New Roman" w:hAnsi="Times New Roman" w:cs="Times New Roman"/>
-          <w:sz w:val="18"/>
-          <w:szCs w:val="18"/>
-          <w:lang w:val="en-GB"/>
-        </w:rPr>
-        <w:t>վայրում</w:t>
-      </w:r>
-      <w:proofErr w:type="spellEnd"/>
-      <w:r>
-        <w:rPr>
-          <w:rFonts w:ascii="Times New Roman" w:hAnsi="Times New Roman" w:cs="Times New Roman"/>
-          <w:sz w:val="18"/>
-          <w:szCs w:val="18"/>
-          <w:lang w:val="en-GB"/>
-        </w:rPr>
-        <w:t xml:space="preserve"> և </w:t>
-      </w:r>
-      <w:proofErr w:type="spellStart"/>
-      <w:r>
-        <w:rPr>
-          <w:rFonts w:ascii="Times New Roman" w:hAnsi="Times New Roman" w:cs="Times New Roman"/>
-          <w:sz w:val="18"/>
-          <w:szCs w:val="18"/>
-          <w:lang w:val="en-GB"/>
-        </w:rPr>
-        <w:t>ժամին</w:t>
-      </w:r>
-      <w:proofErr w:type="spellEnd"/>
-      <w:r>
-        <w:rPr>
-          <w:rFonts w:ascii="Times New Roman" w:hAnsi="Times New Roman" w:cs="Times New Roman"/>
-          <w:sz w:val="18"/>
-          <w:szCs w:val="18"/>
-          <w:lang w:val="en-GB"/>
-        </w:rPr>
-        <w:t xml:space="preserve">։ </w:t>
+      <w:r>
+        <w:rPr>
+          <w:rFonts w:ascii="Times New Roman" w:hAnsi="Times New Roman" w:cs="Times New Roman"/>
+          <w:sz w:val="18"/>
+          <w:szCs w:val="18"/>
+          <w:lang w:val="en-GB"/>
+        </w:rPr>
+        <w:t xml:space="preserve">Պարտատիրոջ </w:t>
+      </w:r>
+      <w:r>
+        <w:rPr>
+          <w:rFonts w:ascii="Times New Roman" w:hAnsi="Times New Roman" w:cs="Times New Roman"/>
+          <w:sz w:val="18"/>
+          <w:szCs w:val="18"/>
+          <w:lang w:val="en-GB"/>
+        </w:rPr>
+        <w:t xml:space="preserve">պահանջով, Վարկային պայմանագրով սահմանված պարտավորությունների կատարման հետ կապված հարցերի լուծման համար, ներկայանալ հանդիպման Պարտատիրոջ կողմից նշված վայրում և ժամին։ </w:t>
       </w:r>
     </w:p>
     <w:p>
@@ -3652,187 +1600,7 @@
           <w:szCs w:val="18"/>
           <w:lang w:val="en-GB"/>
         </w:rPr>
-        <w:t xml:space="preserve"> </w:t>
-      </w:r>
-      <w:proofErr w:type="spellStart"/>
-      <w:r>
-        <w:rPr>
-          <w:rFonts w:ascii="Times New Roman" w:hAnsi="Times New Roman" w:cs="Times New Roman"/>
-          <w:sz w:val="18"/>
-          <w:szCs w:val="18"/>
-          <w:lang w:val="en-GB"/>
-        </w:rPr>
-        <w:t>oրվա</w:t>
-      </w:r>
-      <w:proofErr w:type="spellEnd"/>
-      <w:r>
-        <w:rPr>
-          <w:rFonts w:ascii="Times New Roman" w:hAnsi="Times New Roman" w:cs="Times New Roman"/>
-          <w:sz w:val="18"/>
-          <w:szCs w:val="18"/>
-          <w:lang w:val="en-GB"/>
-        </w:rPr>
-        <w:t xml:space="preserve"> </w:t>
-      </w:r>
-      <w:proofErr w:type="spellStart"/>
-      <w:r>
-        <w:rPr>
-          <w:rFonts w:ascii="Times New Roman" w:hAnsi="Times New Roman" w:cs="Times New Roman"/>
-          <w:sz w:val="18"/>
-          <w:szCs w:val="18"/>
-          <w:lang w:val="en-GB"/>
-        </w:rPr>
-        <w:t>ընթացքում</w:t>
-      </w:r>
-      <w:proofErr w:type="spellEnd"/>
-      <w:r>
-        <w:rPr>
-          <w:rFonts w:ascii="Times New Roman" w:hAnsi="Times New Roman" w:cs="Times New Roman"/>
-          <w:sz w:val="18"/>
-          <w:szCs w:val="18"/>
-          <w:lang w:val="en-GB"/>
-        </w:rPr>
-        <w:t xml:space="preserve"> </w:t>
-      </w:r>
-      <w:proofErr w:type="spellStart"/>
-      <w:r>
-        <w:rPr>
-          <w:rFonts w:ascii="Times New Roman" w:hAnsi="Times New Roman" w:cs="Times New Roman"/>
-          <w:sz w:val="18"/>
-          <w:szCs w:val="18"/>
-          <w:lang w:val="en-GB"/>
-        </w:rPr>
-        <w:t>տեղյակ</w:t>
-      </w:r>
-      <w:proofErr w:type="spellEnd"/>
-      <w:r>
-        <w:rPr>
-          <w:rFonts w:ascii="Times New Roman" w:hAnsi="Times New Roman" w:cs="Times New Roman"/>
-          <w:sz w:val="18"/>
-          <w:szCs w:val="18"/>
-          <w:lang w:val="en-GB"/>
-        </w:rPr>
-        <w:t xml:space="preserve"> </w:t>
-      </w:r>
-      <w:proofErr w:type="spellStart"/>
-      <w:r>
-        <w:rPr>
-          <w:rFonts w:ascii="Times New Roman" w:hAnsi="Times New Roman" w:cs="Times New Roman"/>
-          <w:sz w:val="18"/>
-          <w:szCs w:val="18"/>
-          <w:lang w:val="en-GB"/>
-        </w:rPr>
-        <w:t>պահել</w:t>
-      </w:r>
-      <w:proofErr w:type="spellEnd"/>
-      <w:r>
-        <w:rPr>
-          <w:rFonts w:ascii="Times New Roman" w:hAnsi="Times New Roman" w:cs="Times New Roman"/>
-          <w:sz w:val="18"/>
-          <w:szCs w:val="18"/>
-          <w:lang w:val="en-GB"/>
-        </w:rPr>
-        <w:t xml:space="preserve"> </w:t>
-      </w:r>
-      <w:proofErr w:type="spellStart"/>
-      <w:r>
-        <w:rPr>
-          <w:rFonts w:ascii="Times New Roman" w:hAnsi="Times New Roman" w:cs="Times New Roman"/>
-          <w:sz w:val="18"/>
-          <w:szCs w:val="18"/>
-          <w:lang w:val="en-GB"/>
-        </w:rPr>
-        <w:t>Պարտատիրոջը</w:t>
-      </w:r>
-      <w:proofErr w:type="spellEnd"/>
-      <w:r>
-        <w:rPr>
-          <w:rFonts w:ascii="Times New Roman" w:hAnsi="Times New Roman" w:cs="Times New Roman"/>
-          <w:sz w:val="18"/>
-          <w:szCs w:val="18"/>
-          <w:lang w:val="en-GB"/>
-        </w:rPr>
-        <w:t xml:space="preserve">՝ </w:t>
-      </w:r>
-      <w:proofErr w:type="spellStart"/>
-      <w:r>
-        <w:rPr>
-          <w:rFonts w:ascii="Times New Roman" w:hAnsi="Times New Roman" w:cs="Times New Roman"/>
-          <w:sz w:val="18"/>
-          <w:szCs w:val="18"/>
-          <w:lang w:val="en-GB"/>
-        </w:rPr>
-        <w:t>տրամադրելով</w:t>
-      </w:r>
-      <w:proofErr w:type="spellEnd"/>
-      <w:r>
-        <w:rPr>
-          <w:rFonts w:ascii="Times New Roman" w:hAnsi="Times New Roman" w:cs="Times New Roman"/>
-          <w:sz w:val="18"/>
-          <w:szCs w:val="18"/>
-          <w:lang w:val="en-GB"/>
-        </w:rPr>
-        <w:t xml:space="preserve"> </w:t>
-      </w:r>
-      <w:proofErr w:type="spellStart"/>
-      <w:r>
-        <w:rPr>
-          <w:rFonts w:ascii="Times New Roman" w:hAnsi="Times New Roman" w:cs="Times New Roman"/>
-          <w:sz w:val="18"/>
-          <w:szCs w:val="18"/>
-          <w:lang w:val="en-GB"/>
-        </w:rPr>
-        <w:t>համապատասխան</w:t>
-      </w:r>
-      <w:proofErr w:type="spellEnd"/>
-      <w:r>
-        <w:rPr>
-          <w:rFonts w:ascii="Times New Roman" w:hAnsi="Times New Roman" w:cs="Times New Roman"/>
-          <w:sz w:val="18"/>
-          <w:szCs w:val="18"/>
-          <w:lang w:val="en-GB"/>
-        </w:rPr>
-        <w:t xml:space="preserve"> </w:t>
-      </w:r>
-      <w:proofErr w:type="spellStart"/>
-      <w:r>
-        <w:rPr>
-          <w:rFonts w:ascii="Times New Roman" w:hAnsi="Times New Roman" w:cs="Times New Roman"/>
-          <w:sz w:val="18"/>
-          <w:szCs w:val="18"/>
-          <w:lang w:val="en-GB"/>
-        </w:rPr>
-        <w:t>փաստաթղթերի</w:t>
-      </w:r>
-      <w:proofErr w:type="spellEnd"/>
-      <w:r>
-        <w:rPr>
-          <w:rFonts w:ascii="Times New Roman" w:hAnsi="Times New Roman" w:cs="Times New Roman"/>
-          <w:sz w:val="18"/>
-          <w:szCs w:val="18"/>
-          <w:lang w:val="en-GB"/>
-        </w:rPr>
-        <w:t xml:space="preserve"> </w:t>
-      </w:r>
-      <w:proofErr w:type="spellStart"/>
-      <w:r>
-        <w:rPr>
-          <w:rFonts w:ascii="Times New Roman" w:hAnsi="Times New Roman" w:cs="Times New Roman"/>
-          <w:sz w:val="18"/>
-          <w:szCs w:val="18"/>
-          <w:lang w:val="en-GB"/>
-        </w:rPr>
-        <w:t>պատճենները</w:t>
-      </w:r>
-      <w:proofErr w:type="spellEnd"/>
-      <w:r>
-        <w:rPr>
-          <w:rFonts w:ascii="Times New Roman" w:hAnsi="Times New Roman" w:cs="Times New Roman"/>
-          <w:sz w:val="18"/>
-          <w:szCs w:val="18"/>
-          <w:lang w:val="en-GB"/>
-        </w:rPr>
-        <w:t xml:space="preserve">։ </w:t>
+        <w:t xml:space="preserve"> oրվա ընթացքում տեղյակ պահել Պարտատիրոջը՝ տրամադրելով համապատասխան փաստաթղթերի պատճենները։ </w:t>
       </w:r>
     </w:p>
     <w:p>
@@ -4044,7 +1812,6 @@
           <w:lang w:val="hy-AM"/>
         </w:rPr>
       </w:pPr>
-      <w:proofErr w:type="spellStart"/>
       <w:r>
         <w:rPr>
           <w:rFonts w:ascii="Times New Roman" w:eastAsia="Times New Roman" w:hAnsi="Times New Roman" w:cs="Times New Roman"/>
@@ -4053,260 +1820,7 @@
           <w:szCs w:val="18"/>
           <w:lang w:val="en-GB"/>
         </w:rPr>
-        <w:t>Երաշխավորի</w:t>
-      </w:r>
-      <w:proofErr w:type="spellEnd"/>
-      <w:r>
-        <w:rPr>
-          <w:rFonts w:ascii="Times New Roman" w:eastAsia="Times New Roman" w:hAnsi="Times New Roman" w:cs="Times New Roman"/>
-          <w:color w:val="000000" w:themeColor="text1"/>
-          <w:sz w:val="18"/>
-          <w:szCs w:val="18"/>
-          <w:lang w:val="en-GB"/>
-        </w:rPr>
-        <w:t xml:space="preserve"> </w:t>
-      </w:r>
-      <w:proofErr w:type="spellStart"/>
-      <w:r>
-        <w:rPr>
-          <w:rFonts w:ascii="Times New Roman" w:eastAsia="Times New Roman" w:hAnsi="Times New Roman" w:cs="Times New Roman"/>
-          <w:color w:val="000000" w:themeColor="text1"/>
-          <w:sz w:val="18"/>
-          <w:szCs w:val="18"/>
-          <w:lang w:val="en-GB"/>
-        </w:rPr>
-        <w:t>կողմից</w:t>
-      </w:r>
-      <w:proofErr w:type="spellEnd"/>
-      <w:r>
-        <w:rPr>
-          <w:rFonts w:ascii="Times New Roman" w:eastAsia="Times New Roman" w:hAnsi="Times New Roman" w:cs="Times New Roman"/>
-          <w:color w:val="000000" w:themeColor="text1"/>
-          <w:sz w:val="18"/>
-          <w:szCs w:val="18"/>
-          <w:lang w:val="en-GB"/>
-        </w:rPr>
-        <w:t xml:space="preserve"> </w:t>
-      </w:r>
-      <w:proofErr w:type="spellStart"/>
-      <w:r>
-        <w:rPr>
-          <w:rFonts w:ascii="Times New Roman" w:eastAsia="Times New Roman" w:hAnsi="Times New Roman" w:cs="Times New Roman"/>
-          <w:color w:val="000000" w:themeColor="text1"/>
-          <w:sz w:val="18"/>
-          <w:szCs w:val="18"/>
-          <w:lang w:val="en-GB"/>
-        </w:rPr>
-        <w:t>կատարված</w:t>
-      </w:r>
-      <w:proofErr w:type="spellEnd"/>
-      <w:r>
-        <w:rPr>
-          <w:rFonts w:ascii="Times New Roman" w:eastAsia="Times New Roman" w:hAnsi="Times New Roman" w:cs="Times New Roman"/>
-          <w:color w:val="000000" w:themeColor="text1"/>
-          <w:sz w:val="18"/>
-          <w:szCs w:val="18"/>
-          <w:lang w:val="en-GB"/>
-        </w:rPr>
-        <w:t xml:space="preserve"> </w:t>
-      </w:r>
-      <w:proofErr w:type="spellStart"/>
-      <w:r>
-        <w:rPr>
-          <w:rFonts w:ascii="Times New Roman" w:eastAsia="Times New Roman" w:hAnsi="Times New Roman" w:cs="Times New Roman"/>
-          <w:color w:val="000000" w:themeColor="text1"/>
-          <w:sz w:val="18"/>
-          <w:szCs w:val="18"/>
-          <w:lang w:val="en-GB"/>
-        </w:rPr>
-        <w:t>վճարների</w:t>
-      </w:r>
-      <w:proofErr w:type="spellEnd"/>
-      <w:r>
-        <w:rPr>
-          <w:rFonts w:ascii="Times New Roman" w:eastAsia="Times New Roman" w:hAnsi="Times New Roman" w:cs="Times New Roman"/>
-          <w:color w:val="000000" w:themeColor="text1"/>
-          <w:sz w:val="18"/>
-          <w:szCs w:val="18"/>
-          <w:lang w:val="en-GB"/>
-        </w:rPr>
-        <w:t xml:space="preserve"> </w:t>
-      </w:r>
-      <w:proofErr w:type="spellStart"/>
-      <w:r>
-        <w:rPr>
-          <w:rFonts w:ascii="Times New Roman" w:eastAsia="Times New Roman" w:hAnsi="Times New Roman" w:cs="Times New Roman"/>
-          <w:color w:val="000000" w:themeColor="text1"/>
-          <w:sz w:val="18"/>
-          <w:szCs w:val="18"/>
-          <w:lang w:val="en-GB"/>
-        </w:rPr>
-        <w:t>դիմաց</w:t>
-      </w:r>
-      <w:proofErr w:type="spellEnd"/>
-      <w:r>
-        <w:rPr>
-          <w:rFonts w:ascii="Times New Roman" w:eastAsia="Times New Roman" w:hAnsi="Times New Roman" w:cs="Times New Roman"/>
-          <w:color w:val="000000" w:themeColor="text1"/>
-          <w:sz w:val="18"/>
-          <w:szCs w:val="18"/>
-          <w:lang w:val="en-GB"/>
-        </w:rPr>
-        <w:t xml:space="preserve"> </w:t>
-      </w:r>
-      <w:proofErr w:type="spellStart"/>
-      <w:r>
-        <w:rPr>
-          <w:rFonts w:ascii="Times New Roman" w:eastAsia="Times New Roman" w:hAnsi="Times New Roman" w:cs="Times New Roman"/>
-          <w:color w:val="000000" w:themeColor="text1"/>
-          <w:sz w:val="18"/>
-          <w:szCs w:val="18"/>
-          <w:lang w:val="en-GB"/>
-        </w:rPr>
-        <w:t>Երաշխավորին</w:t>
-      </w:r>
-      <w:proofErr w:type="spellEnd"/>
-      <w:r>
-        <w:rPr>
-          <w:rFonts w:ascii="Times New Roman" w:eastAsia="Times New Roman" w:hAnsi="Times New Roman" w:cs="Times New Roman"/>
-          <w:color w:val="000000" w:themeColor="text1"/>
-          <w:sz w:val="18"/>
-          <w:szCs w:val="18"/>
-          <w:lang w:val="en-GB"/>
-        </w:rPr>
-        <w:t xml:space="preserve"> </w:t>
-      </w:r>
-      <w:proofErr w:type="spellStart"/>
-      <w:r>
-        <w:rPr>
-          <w:rFonts w:ascii="Times New Roman" w:eastAsia="Times New Roman" w:hAnsi="Times New Roman" w:cs="Times New Roman"/>
-          <w:color w:val="000000" w:themeColor="text1"/>
-          <w:sz w:val="18"/>
-          <w:szCs w:val="18"/>
-          <w:lang w:val="en-GB"/>
-        </w:rPr>
-        <w:t>տրամադրել</w:t>
-      </w:r>
-      <w:proofErr w:type="spellEnd"/>
-      <w:r>
-        <w:rPr>
-          <w:rFonts w:ascii="Times New Roman" w:eastAsia="Times New Roman" w:hAnsi="Times New Roman" w:cs="Times New Roman"/>
-          <w:color w:val="000000" w:themeColor="text1"/>
-          <w:sz w:val="18"/>
-          <w:szCs w:val="18"/>
-          <w:lang w:val="en-GB"/>
-        </w:rPr>
-        <w:t xml:space="preserve"> </w:t>
-      </w:r>
-      <w:proofErr w:type="spellStart"/>
-      <w:r>
-        <w:rPr>
-          <w:rFonts w:ascii="Times New Roman" w:eastAsia="Times New Roman" w:hAnsi="Times New Roman" w:cs="Times New Roman"/>
-          <w:color w:val="000000" w:themeColor="text1"/>
-          <w:sz w:val="18"/>
-          <w:szCs w:val="18"/>
-          <w:lang w:val="en-GB"/>
-        </w:rPr>
-        <w:t>համապատասխան</w:t>
-      </w:r>
-      <w:proofErr w:type="spellEnd"/>
-      <w:r>
-        <w:rPr>
-          <w:rFonts w:ascii="Times New Roman" w:eastAsia="Times New Roman" w:hAnsi="Times New Roman" w:cs="Times New Roman"/>
-          <w:color w:val="000000" w:themeColor="text1"/>
-          <w:sz w:val="18"/>
-          <w:szCs w:val="18"/>
-          <w:lang w:val="en-GB"/>
-        </w:rPr>
-        <w:t xml:space="preserve"> </w:t>
-      </w:r>
-      <w:proofErr w:type="spellStart"/>
-      <w:r>
-        <w:rPr>
-          <w:rFonts w:ascii="Times New Roman" w:eastAsia="Times New Roman" w:hAnsi="Times New Roman" w:cs="Times New Roman"/>
-          <w:color w:val="000000" w:themeColor="text1"/>
-          <w:sz w:val="18"/>
-          <w:szCs w:val="18"/>
-          <w:lang w:val="en-GB"/>
-        </w:rPr>
-        <w:t>անդորրագիր</w:t>
-      </w:r>
-      <w:proofErr w:type="spellEnd"/>
-      <w:r>
-        <w:rPr>
-          <w:rFonts w:ascii="Times New Roman" w:eastAsia="Times New Roman" w:hAnsi="Times New Roman" w:cs="Times New Roman"/>
-          <w:color w:val="000000" w:themeColor="text1"/>
-          <w:sz w:val="18"/>
-          <w:szCs w:val="18"/>
-          <w:lang w:val="en-GB"/>
-        </w:rPr>
-        <w:t xml:space="preserve"> ի </w:t>
-      </w:r>
-      <w:proofErr w:type="spellStart"/>
-      <w:r>
-        <w:rPr>
-          <w:rFonts w:ascii="Times New Roman" w:eastAsia="Times New Roman" w:hAnsi="Times New Roman" w:cs="Times New Roman"/>
-          <w:color w:val="000000" w:themeColor="text1"/>
-          <w:sz w:val="18"/>
-          <w:szCs w:val="18"/>
-          <w:lang w:val="en-GB"/>
-        </w:rPr>
-        <w:t>հավաստումն</w:t>
-      </w:r>
-      <w:proofErr w:type="spellEnd"/>
-      <w:r>
-        <w:rPr>
-          <w:rFonts w:ascii="Times New Roman" w:eastAsia="Times New Roman" w:hAnsi="Times New Roman" w:cs="Times New Roman"/>
-          <w:color w:val="000000" w:themeColor="text1"/>
-          <w:sz w:val="18"/>
-          <w:szCs w:val="18"/>
-          <w:lang w:val="en-GB"/>
-        </w:rPr>
-        <w:t xml:space="preserve"> </w:t>
-      </w:r>
-      <w:proofErr w:type="spellStart"/>
-      <w:r>
-        <w:rPr>
-          <w:rFonts w:ascii="Times New Roman" w:eastAsia="Times New Roman" w:hAnsi="Times New Roman" w:cs="Times New Roman"/>
-          <w:color w:val="000000" w:themeColor="text1"/>
-          <w:sz w:val="18"/>
-          <w:szCs w:val="18"/>
-          <w:lang w:val="en-GB"/>
-        </w:rPr>
-        <w:t>վճարների</w:t>
-      </w:r>
-      <w:proofErr w:type="spellEnd"/>
-      <w:r>
-        <w:rPr>
-          <w:rFonts w:ascii="Times New Roman" w:eastAsia="Times New Roman" w:hAnsi="Times New Roman" w:cs="Times New Roman"/>
-          <w:color w:val="000000" w:themeColor="text1"/>
-          <w:sz w:val="18"/>
-          <w:szCs w:val="18"/>
-          <w:lang w:val="en-GB"/>
-        </w:rPr>
-        <w:t xml:space="preserve"> </w:t>
-      </w:r>
-      <w:proofErr w:type="spellStart"/>
-      <w:r>
-        <w:rPr>
-          <w:rFonts w:ascii="Times New Roman" w:eastAsia="Times New Roman" w:hAnsi="Times New Roman" w:cs="Times New Roman"/>
-          <w:color w:val="000000" w:themeColor="text1"/>
-          <w:sz w:val="18"/>
-          <w:szCs w:val="18"/>
-          <w:lang w:val="en-GB"/>
-        </w:rPr>
-        <w:t>կատարմանը</w:t>
-      </w:r>
-      <w:proofErr w:type="spellEnd"/>
-      <w:r>
-        <w:rPr>
-          <w:rFonts w:ascii="Times New Roman" w:eastAsia="Times New Roman" w:hAnsi="Times New Roman" w:cs="Times New Roman"/>
-          <w:color w:val="000000" w:themeColor="text1"/>
-          <w:sz w:val="18"/>
-          <w:szCs w:val="18"/>
-          <w:lang w:val="en-GB"/>
-        </w:rPr>
-        <w:t>.</w:t>
+        <w:t>Երաշխավորի կողմից կատարված վճարների դիմաց Երաշխավորին տրամադրել համապատասխան անդորրագիր ի հավաստումն վճարների կատարմանը.</w:t>
       </w:r>
     </w:p>
     <w:p>
@@ -4328,7 +1842,6 @@
           <w:lang w:val="hy-AM"/>
         </w:rPr>
       </w:pPr>
-      <w:proofErr w:type="spellStart"/>
       <w:r>
         <w:rPr>
           <w:rFonts w:ascii="Times New Roman" w:eastAsia="Times New Roman" w:hAnsi="Times New Roman" w:cs="Times New Roman"/>
@@ -4337,216 +1850,7 @@
           <w:szCs w:val="18"/>
           <w:lang w:val="en-GB"/>
         </w:rPr>
-        <w:t>Տրամադրել</w:t>
-      </w:r>
-      <w:proofErr w:type="spellEnd"/>
-      <w:r>
-        <w:rPr>
-          <w:rFonts w:ascii="Times New Roman" w:eastAsia="Times New Roman" w:hAnsi="Times New Roman" w:cs="Times New Roman"/>
-          <w:color w:val="000000" w:themeColor="text1"/>
-          <w:sz w:val="18"/>
-          <w:szCs w:val="18"/>
-          <w:lang w:val="en-GB"/>
-        </w:rPr>
-        <w:t xml:space="preserve"> </w:t>
-      </w:r>
-      <w:proofErr w:type="spellStart"/>
-      <w:r>
-        <w:rPr>
-          <w:rFonts w:ascii="Times New Roman" w:eastAsia="Times New Roman" w:hAnsi="Times New Roman" w:cs="Times New Roman"/>
-          <w:color w:val="000000" w:themeColor="text1"/>
-          <w:sz w:val="18"/>
-          <w:szCs w:val="18"/>
-          <w:lang w:val="en-GB"/>
-        </w:rPr>
-        <w:t>Պարտապանի</w:t>
-      </w:r>
-      <w:proofErr w:type="spellEnd"/>
-      <w:r>
-        <w:rPr>
-          <w:rFonts w:ascii="Times New Roman" w:eastAsia="Times New Roman" w:hAnsi="Times New Roman" w:cs="Times New Roman"/>
-          <w:color w:val="000000" w:themeColor="text1"/>
-          <w:sz w:val="18"/>
-          <w:szCs w:val="18"/>
-          <w:lang w:val="en-GB"/>
-        </w:rPr>
-        <w:t xml:space="preserve"> </w:t>
-      </w:r>
-      <w:proofErr w:type="spellStart"/>
-      <w:r>
-        <w:rPr>
-          <w:rFonts w:ascii="Times New Roman" w:eastAsia="Times New Roman" w:hAnsi="Times New Roman" w:cs="Times New Roman"/>
-          <w:color w:val="000000" w:themeColor="text1"/>
-          <w:sz w:val="18"/>
-          <w:szCs w:val="18"/>
-          <w:lang w:val="en-GB"/>
-        </w:rPr>
-        <w:t>կողմից</w:t>
-      </w:r>
-      <w:proofErr w:type="spellEnd"/>
-      <w:r>
-        <w:rPr>
-          <w:rFonts w:ascii="Times New Roman" w:eastAsia="Times New Roman" w:hAnsi="Times New Roman" w:cs="Times New Roman"/>
-          <w:color w:val="000000" w:themeColor="text1"/>
-          <w:sz w:val="18"/>
-          <w:szCs w:val="18"/>
-          <w:lang w:val="en-GB"/>
-        </w:rPr>
-        <w:t xml:space="preserve"> </w:t>
-      </w:r>
-      <w:proofErr w:type="spellStart"/>
-      <w:r>
-        <w:rPr>
-          <w:rFonts w:ascii="Times New Roman" w:eastAsia="Times New Roman" w:hAnsi="Times New Roman" w:cs="Times New Roman"/>
-          <w:color w:val="000000" w:themeColor="text1"/>
-          <w:sz w:val="18"/>
-          <w:szCs w:val="18"/>
-          <w:lang w:val="en-GB"/>
-        </w:rPr>
-        <w:t>Վարկային</w:t>
-      </w:r>
-      <w:proofErr w:type="spellEnd"/>
-      <w:r>
-        <w:rPr>
-          <w:rFonts w:ascii="Times New Roman" w:eastAsia="Times New Roman" w:hAnsi="Times New Roman" w:cs="Times New Roman"/>
-          <w:color w:val="000000" w:themeColor="text1"/>
-          <w:sz w:val="18"/>
-          <w:szCs w:val="18"/>
-          <w:lang w:val="en-GB"/>
-        </w:rPr>
-        <w:t xml:space="preserve"> </w:t>
-      </w:r>
-      <w:proofErr w:type="spellStart"/>
-      <w:r>
-        <w:rPr>
-          <w:rFonts w:ascii="Times New Roman" w:eastAsia="Times New Roman" w:hAnsi="Times New Roman" w:cs="Times New Roman"/>
-          <w:color w:val="000000" w:themeColor="text1"/>
-          <w:sz w:val="18"/>
-          <w:szCs w:val="18"/>
-          <w:lang w:val="en-GB"/>
-        </w:rPr>
-        <w:t>պայմանագորվ</w:t>
-      </w:r>
-      <w:proofErr w:type="spellEnd"/>
-      <w:r>
-        <w:rPr>
-          <w:rFonts w:ascii="Times New Roman" w:eastAsia="Times New Roman" w:hAnsi="Times New Roman" w:cs="Times New Roman"/>
-          <w:color w:val="000000" w:themeColor="text1"/>
-          <w:sz w:val="18"/>
-          <w:szCs w:val="18"/>
-          <w:lang w:val="en-GB"/>
-        </w:rPr>
-        <w:t xml:space="preserve"> </w:t>
-      </w:r>
-      <w:proofErr w:type="spellStart"/>
-      <w:r>
-        <w:rPr>
-          <w:rFonts w:ascii="Times New Roman" w:eastAsia="Times New Roman" w:hAnsi="Times New Roman" w:cs="Times New Roman"/>
-          <w:color w:val="000000" w:themeColor="text1"/>
-          <w:sz w:val="18"/>
-          <w:szCs w:val="18"/>
-          <w:lang w:val="en-GB"/>
-        </w:rPr>
-        <w:t>ստանձնած</w:t>
-      </w:r>
-      <w:proofErr w:type="spellEnd"/>
-      <w:r>
-        <w:rPr>
-          <w:rFonts w:ascii="Times New Roman" w:eastAsia="Times New Roman" w:hAnsi="Times New Roman" w:cs="Times New Roman"/>
-          <w:color w:val="000000" w:themeColor="text1"/>
-          <w:sz w:val="18"/>
-          <w:szCs w:val="18"/>
-          <w:lang w:val="en-GB"/>
-        </w:rPr>
-        <w:t xml:space="preserve"> </w:t>
-      </w:r>
-      <w:proofErr w:type="spellStart"/>
-      <w:r>
-        <w:rPr>
-          <w:rFonts w:ascii="Times New Roman" w:eastAsia="Times New Roman" w:hAnsi="Times New Roman" w:cs="Times New Roman"/>
-          <w:color w:val="000000" w:themeColor="text1"/>
-          <w:sz w:val="18"/>
-          <w:szCs w:val="18"/>
-          <w:lang w:val="en-GB"/>
-        </w:rPr>
-        <w:t>պարտավորության</w:t>
-      </w:r>
-      <w:proofErr w:type="spellEnd"/>
-      <w:r>
-        <w:rPr>
-          <w:rFonts w:ascii="Times New Roman" w:eastAsia="Times New Roman" w:hAnsi="Times New Roman" w:cs="Times New Roman"/>
-          <w:color w:val="000000" w:themeColor="text1"/>
-          <w:sz w:val="18"/>
-          <w:szCs w:val="18"/>
-          <w:lang w:val="en-GB"/>
-        </w:rPr>
-        <w:t xml:space="preserve"> </w:t>
-      </w:r>
-      <w:proofErr w:type="spellStart"/>
-      <w:r>
-        <w:rPr>
-          <w:rFonts w:ascii="Times New Roman" w:eastAsia="Times New Roman" w:hAnsi="Times New Roman" w:cs="Times New Roman"/>
-          <w:color w:val="000000" w:themeColor="text1"/>
-          <w:sz w:val="18"/>
-          <w:szCs w:val="18"/>
-          <w:lang w:val="en-GB"/>
-        </w:rPr>
-        <w:t>կատարման</w:t>
-      </w:r>
-      <w:proofErr w:type="spellEnd"/>
-      <w:r>
-        <w:rPr>
-          <w:rFonts w:ascii="Times New Roman" w:eastAsia="Times New Roman" w:hAnsi="Times New Roman" w:cs="Times New Roman"/>
-          <w:color w:val="000000" w:themeColor="text1"/>
-          <w:sz w:val="18"/>
-          <w:szCs w:val="18"/>
-          <w:lang w:val="en-GB"/>
-        </w:rPr>
-        <w:t xml:space="preserve"> </w:t>
-      </w:r>
-      <w:proofErr w:type="spellStart"/>
-      <w:r>
-        <w:rPr>
-          <w:rFonts w:ascii="Times New Roman" w:eastAsia="Times New Roman" w:hAnsi="Times New Roman" w:cs="Times New Roman"/>
-          <w:color w:val="000000" w:themeColor="text1"/>
-          <w:sz w:val="18"/>
-          <w:szCs w:val="18"/>
-          <w:lang w:val="en-GB"/>
-        </w:rPr>
-        <w:t>վերաբերյալ</w:t>
-      </w:r>
-      <w:proofErr w:type="spellEnd"/>
-      <w:r>
-        <w:rPr>
-          <w:rFonts w:ascii="Times New Roman" w:eastAsia="Times New Roman" w:hAnsi="Times New Roman" w:cs="Times New Roman"/>
-          <w:color w:val="000000" w:themeColor="text1"/>
-          <w:sz w:val="18"/>
-          <w:szCs w:val="18"/>
-          <w:lang w:val="en-GB"/>
-        </w:rPr>
-        <w:t xml:space="preserve"> </w:t>
-      </w:r>
-      <w:proofErr w:type="spellStart"/>
-      <w:r>
-        <w:rPr>
-          <w:rFonts w:ascii="Times New Roman" w:eastAsia="Times New Roman" w:hAnsi="Times New Roman" w:cs="Times New Roman"/>
-          <w:color w:val="000000" w:themeColor="text1"/>
-          <w:sz w:val="18"/>
-          <w:szCs w:val="18"/>
-          <w:lang w:val="en-GB"/>
-        </w:rPr>
-        <w:t>տեղեկատվություն</w:t>
-      </w:r>
-      <w:proofErr w:type="spellEnd"/>
-      <w:r>
-        <w:rPr>
-          <w:rFonts w:ascii="Times New Roman" w:eastAsia="Times New Roman" w:hAnsi="Times New Roman" w:cs="Times New Roman"/>
-          <w:color w:val="000000" w:themeColor="text1"/>
-          <w:sz w:val="18"/>
-          <w:szCs w:val="18"/>
-          <w:lang w:val="en-GB"/>
-        </w:rPr>
-        <w:t>.</w:t>
+        <w:t>Տրամադրել Պարտապանի կողմից Վարկային պայմանագորվ ստանձնած պարտավորության կատարման վերաբերյալ տեղեկատվություն.</w:t>
       </w:r>
     </w:p>
     <w:p>
@@ -4568,7 +1872,6 @@
           <w:lang w:val="hy-AM"/>
         </w:rPr>
       </w:pPr>
-      <w:proofErr w:type="spellStart"/>
       <w:r>
         <w:rPr>
           <w:rFonts w:ascii="Times New Roman" w:eastAsia="Times New Roman" w:hAnsi="Times New Roman" w:cs="Times New Roman"/>
@@ -4577,9 +1880,8 @@
           <w:szCs w:val="18"/>
           <w:lang w:val="en-GB"/>
         </w:rPr>
-        <w:t>պարտապանի</w:t>
-      </w:r>
-      <w:proofErr w:type="spellEnd"/>
+        <w:t>պարտապանի կողմից երաշխավորությամբ ապահովված պարտավորությունը չկատարվելու կամ անպատշաճ կատարվելու դեպքում երեք աշխատանքային օրվա ընթացքում</w:t>
+      </w:r>
       <w:r>
         <w:rPr>
           <w:rFonts w:ascii="Times New Roman" w:eastAsia="Times New Roman" w:hAnsi="Times New Roman" w:cs="Times New Roman"/>
@@ -4588,284 +1890,8 @@
           <w:szCs w:val="18"/>
           <w:lang w:val="en-GB"/>
         </w:rPr>
-        <w:t xml:space="preserve"> </w:t>
-      </w:r>
-      <w:proofErr w:type="spellStart"/>
-      <w:r>
-        <w:rPr>
-          <w:rFonts w:ascii="Times New Roman" w:eastAsia="Times New Roman" w:hAnsi="Times New Roman" w:cs="Times New Roman"/>
-          <w:color w:val="000000" w:themeColor="text1"/>
-          <w:sz w:val="18"/>
-          <w:szCs w:val="18"/>
-          <w:lang w:val="en-GB"/>
-        </w:rPr>
-        <w:t>կողմից</w:t>
-      </w:r>
-      <w:proofErr w:type="spellEnd"/>
-      <w:r>
-        <w:rPr>
-          <w:rFonts w:ascii="Times New Roman" w:eastAsia="Times New Roman" w:hAnsi="Times New Roman" w:cs="Times New Roman"/>
-          <w:color w:val="000000" w:themeColor="text1"/>
-          <w:sz w:val="18"/>
-          <w:szCs w:val="18"/>
-          <w:lang w:val="en-GB"/>
-        </w:rPr>
-        <w:t xml:space="preserve"> </w:t>
-      </w:r>
-      <w:proofErr w:type="spellStart"/>
-      <w:r>
-        <w:rPr>
-          <w:rFonts w:ascii="Times New Roman" w:eastAsia="Times New Roman" w:hAnsi="Times New Roman" w:cs="Times New Roman"/>
-          <w:color w:val="000000" w:themeColor="text1"/>
-          <w:sz w:val="18"/>
-          <w:szCs w:val="18"/>
-          <w:lang w:val="en-GB"/>
-        </w:rPr>
-        <w:t>երաշխավորությամբ</w:t>
-      </w:r>
-      <w:proofErr w:type="spellEnd"/>
-      <w:r>
-        <w:rPr>
-          <w:rFonts w:ascii="Times New Roman" w:eastAsia="Times New Roman" w:hAnsi="Times New Roman" w:cs="Times New Roman"/>
-          <w:color w:val="000000" w:themeColor="text1"/>
-          <w:sz w:val="18"/>
-          <w:szCs w:val="18"/>
-          <w:lang w:val="en-GB"/>
-        </w:rPr>
-        <w:t xml:space="preserve"> </w:t>
-      </w:r>
-      <w:proofErr w:type="spellStart"/>
-      <w:r>
-        <w:rPr>
-          <w:rFonts w:ascii="Times New Roman" w:eastAsia="Times New Roman" w:hAnsi="Times New Roman" w:cs="Times New Roman"/>
-          <w:color w:val="000000" w:themeColor="text1"/>
-          <w:sz w:val="18"/>
-          <w:szCs w:val="18"/>
-          <w:lang w:val="en-GB"/>
-        </w:rPr>
-        <w:t>ապահովված</w:t>
-      </w:r>
-      <w:proofErr w:type="spellEnd"/>
-      <w:r>
-        <w:rPr>
-          <w:rFonts w:ascii="Times New Roman" w:eastAsia="Times New Roman" w:hAnsi="Times New Roman" w:cs="Times New Roman"/>
-          <w:color w:val="000000" w:themeColor="text1"/>
-          <w:sz w:val="18"/>
-          <w:szCs w:val="18"/>
-          <w:lang w:val="en-GB"/>
-        </w:rPr>
-        <w:t xml:space="preserve"> </w:t>
-      </w:r>
-      <w:proofErr w:type="spellStart"/>
-      <w:r>
-        <w:rPr>
-          <w:rFonts w:ascii="Times New Roman" w:eastAsia="Times New Roman" w:hAnsi="Times New Roman" w:cs="Times New Roman"/>
-          <w:color w:val="000000" w:themeColor="text1"/>
-          <w:sz w:val="18"/>
-          <w:szCs w:val="18"/>
-          <w:lang w:val="en-GB"/>
-        </w:rPr>
-        <w:t>պարտավորությունը</w:t>
-      </w:r>
-      <w:proofErr w:type="spellEnd"/>
-      <w:r>
-        <w:rPr>
-          <w:rFonts w:ascii="Times New Roman" w:eastAsia="Times New Roman" w:hAnsi="Times New Roman" w:cs="Times New Roman"/>
-          <w:color w:val="000000" w:themeColor="text1"/>
-          <w:sz w:val="18"/>
-          <w:szCs w:val="18"/>
-          <w:lang w:val="en-GB"/>
-        </w:rPr>
-        <w:t xml:space="preserve"> </w:t>
-      </w:r>
-      <w:proofErr w:type="spellStart"/>
-      <w:r>
-        <w:rPr>
-          <w:rFonts w:ascii="Times New Roman" w:eastAsia="Times New Roman" w:hAnsi="Times New Roman" w:cs="Times New Roman"/>
-          <w:color w:val="000000" w:themeColor="text1"/>
-          <w:sz w:val="18"/>
-          <w:szCs w:val="18"/>
-          <w:lang w:val="en-GB"/>
-        </w:rPr>
-        <w:t>չկատարվելու</w:t>
-      </w:r>
-      <w:proofErr w:type="spellEnd"/>
-      <w:r>
-        <w:rPr>
-          <w:rFonts w:ascii="Times New Roman" w:eastAsia="Times New Roman" w:hAnsi="Times New Roman" w:cs="Times New Roman"/>
-          <w:color w:val="000000" w:themeColor="text1"/>
-          <w:sz w:val="18"/>
-          <w:szCs w:val="18"/>
-          <w:lang w:val="en-GB"/>
-        </w:rPr>
-        <w:t xml:space="preserve"> </w:t>
-      </w:r>
-      <w:proofErr w:type="spellStart"/>
-      <w:r>
-        <w:rPr>
-          <w:rFonts w:ascii="Times New Roman" w:eastAsia="Times New Roman" w:hAnsi="Times New Roman" w:cs="Times New Roman"/>
-          <w:color w:val="000000" w:themeColor="text1"/>
-          <w:sz w:val="18"/>
-          <w:szCs w:val="18"/>
-          <w:lang w:val="en-GB"/>
-        </w:rPr>
-        <w:t>կամ</w:t>
-      </w:r>
-      <w:proofErr w:type="spellEnd"/>
-      <w:r>
-        <w:rPr>
-          <w:rFonts w:ascii="Times New Roman" w:eastAsia="Times New Roman" w:hAnsi="Times New Roman" w:cs="Times New Roman"/>
-          <w:color w:val="000000" w:themeColor="text1"/>
-          <w:sz w:val="18"/>
-          <w:szCs w:val="18"/>
-          <w:lang w:val="en-GB"/>
-        </w:rPr>
-        <w:t xml:space="preserve"> </w:t>
-      </w:r>
-      <w:proofErr w:type="spellStart"/>
-      <w:r>
-        <w:rPr>
-          <w:rFonts w:ascii="Times New Roman" w:eastAsia="Times New Roman" w:hAnsi="Times New Roman" w:cs="Times New Roman"/>
-          <w:color w:val="000000" w:themeColor="text1"/>
-          <w:sz w:val="18"/>
-          <w:szCs w:val="18"/>
-          <w:lang w:val="en-GB"/>
-        </w:rPr>
-        <w:t>անպատշաճ</w:t>
-      </w:r>
-      <w:proofErr w:type="spellEnd"/>
-      <w:r>
-        <w:rPr>
-          <w:rFonts w:ascii="Times New Roman" w:eastAsia="Times New Roman" w:hAnsi="Times New Roman" w:cs="Times New Roman"/>
-          <w:color w:val="000000" w:themeColor="text1"/>
-          <w:sz w:val="18"/>
-          <w:szCs w:val="18"/>
-          <w:lang w:val="en-GB"/>
-        </w:rPr>
-        <w:t xml:space="preserve"> </w:t>
-      </w:r>
-      <w:proofErr w:type="spellStart"/>
-      <w:r>
-        <w:rPr>
-          <w:rFonts w:ascii="Times New Roman" w:eastAsia="Times New Roman" w:hAnsi="Times New Roman" w:cs="Times New Roman"/>
-          <w:color w:val="000000" w:themeColor="text1"/>
-          <w:sz w:val="18"/>
-          <w:szCs w:val="18"/>
-          <w:lang w:val="en-GB"/>
-        </w:rPr>
-        <w:t>կատարվելու</w:t>
-      </w:r>
-      <w:proofErr w:type="spellEnd"/>
-      <w:r>
-        <w:rPr>
-          <w:rFonts w:ascii="Times New Roman" w:eastAsia="Times New Roman" w:hAnsi="Times New Roman" w:cs="Times New Roman"/>
-          <w:color w:val="000000" w:themeColor="text1"/>
-          <w:sz w:val="18"/>
-          <w:szCs w:val="18"/>
-          <w:lang w:val="en-GB"/>
-        </w:rPr>
-        <w:t xml:space="preserve"> դեպքում երեք աշխատանքային օրվա </w:t>
-      </w:r>
-      <w:proofErr w:type="spellStart"/>
-      <w:r>
-        <w:rPr>
-          <w:rFonts w:ascii="Times New Roman" w:eastAsia="Times New Roman" w:hAnsi="Times New Roman" w:cs="Times New Roman"/>
-          <w:color w:val="000000" w:themeColor="text1"/>
-          <w:sz w:val="18"/>
-          <w:szCs w:val="18"/>
-          <w:lang w:val="en-GB"/>
-        </w:rPr>
-        <w:t>ընթացքում</w:t>
-      </w:r>
-      <w:proofErr w:type="spellEnd"/>
-      <w:r>
-        <w:rPr>
-          <w:rFonts w:ascii="Times New Roman" w:eastAsia="Times New Roman" w:hAnsi="Times New Roman" w:cs="Times New Roman"/>
-          <w:color w:val="000000" w:themeColor="text1"/>
-          <w:sz w:val="18"/>
-          <w:szCs w:val="18"/>
-          <w:lang w:val="en-GB"/>
-        </w:rPr>
-        <w:t xml:space="preserve"> </w:t>
-      </w:r>
-      <w:proofErr w:type="spellStart"/>
-      <w:r>
-        <w:rPr>
-          <w:rFonts w:ascii="Times New Roman" w:eastAsia="Times New Roman" w:hAnsi="Times New Roman" w:cs="Times New Roman"/>
-          <w:color w:val="000000" w:themeColor="text1"/>
-          <w:sz w:val="18"/>
-          <w:szCs w:val="18"/>
-          <w:lang w:val="en-GB"/>
-        </w:rPr>
-        <w:t>այդ</w:t>
-      </w:r>
-      <w:proofErr w:type="spellEnd"/>
-      <w:r>
-        <w:rPr>
-          <w:rFonts w:ascii="Times New Roman" w:eastAsia="Times New Roman" w:hAnsi="Times New Roman" w:cs="Times New Roman"/>
-          <w:color w:val="000000" w:themeColor="text1"/>
-          <w:sz w:val="18"/>
-          <w:szCs w:val="18"/>
-          <w:lang w:val="en-GB"/>
-        </w:rPr>
-        <w:t xml:space="preserve"> </w:t>
-      </w:r>
-      <w:proofErr w:type="spellStart"/>
-      <w:r>
-        <w:rPr>
-          <w:rFonts w:ascii="Times New Roman" w:eastAsia="Times New Roman" w:hAnsi="Times New Roman" w:cs="Times New Roman"/>
-          <w:color w:val="000000" w:themeColor="text1"/>
-          <w:sz w:val="18"/>
-          <w:szCs w:val="18"/>
-          <w:lang w:val="en-GB"/>
-        </w:rPr>
-        <w:t>մասին</w:t>
-      </w:r>
-      <w:proofErr w:type="spellEnd"/>
-      <w:r>
-        <w:rPr>
-          <w:rFonts w:ascii="Times New Roman" w:eastAsia="Times New Roman" w:hAnsi="Times New Roman" w:cs="Times New Roman"/>
-          <w:color w:val="000000" w:themeColor="text1"/>
-          <w:sz w:val="18"/>
-          <w:szCs w:val="18"/>
-          <w:lang w:val="en-GB"/>
-        </w:rPr>
-        <w:t xml:space="preserve"> </w:t>
-      </w:r>
-      <w:proofErr w:type="spellStart"/>
-      <w:r>
-        <w:rPr>
-          <w:rFonts w:ascii="Times New Roman" w:eastAsia="Times New Roman" w:hAnsi="Times New Roman" w:cs="Times New Roman"/>
-          <w:color w:val="000000" w:themeColor="text1"/>
-          <w:sz w:val="18"/>
-          <w:szCs w:val="18"/>
-          <w:lang w:val="en-GB"/>
-        </w:rPr>
-        <w:t>ծանուցել</w:t>
-      </w:r>
-      <w:proofErr w:type="spellEnd"/>
-      <w:r>
-        <w:rPr>
-          <w:rFonts w:ascii="Times New Roman" w:eastAsia="Times New Roman" w:hAnsi="Times New Roman" w:cs="Times New Roman"/>
-          <w:color w:val="000000" w:themeColor="text1"/>
-          <w:sz w:val="18"/>
-          <w:szCs w:val="18"/>
-          <w:lang w:val="en-GB"/>
-        </w:rPr>
-        <w:t xml:space="preserve"> </w:t>
-      </w:r>
-      <w:proofErr w:type="spellStart"/>
-      <w:r>
-        <w:rPr>
-          <w:rFonts w:ascii="Times New Roman" w:eastAsia="Times New Roman" w:hAnsi="Times New Roman" w:cs="Times New Roman"/>
-          <w:color w:val="000000" w:themeColor="text1"/>
-          <w:sz w:val="18"/>
-          <w:szCs w:val="18"/>
-          <w:lang w:val="en-GB"/>
-        </w:rPr>
-        <w:t>Երաշխավորին</w:t>
-      </w:r>
-      <w:proofErr w:type="spellEnd"/>
+        <w:t xml:space="preserve"> այդ մասին ծանուցել Երաշխավորին</w:t>
+      </w:r>
       <w:r>
         <w:rPr>
           <w:rFonts w:ascii="Times New Roman" w:eastAsia="Times New Roman" w:hAnsi="Times New Roman" w:cs="Times New Roman"/>
@@ -4932,7 +1958,6 @@
           <w:lang w:val="hy-AM"/>
         </w:rPr>
       </w:pPr>
-      <w:proofErr w:type="spellStart"/>
       <w:r>
         <w:rPr>
           <w:rFonts w:ascii="Times New Roman" w:eastAsia="Times New Roman" w:hAnsi="Times New Roman" w:cs="Times New Roman"/>
@@ -4941,282 +1966,7 @@
           <w:szCs w:val="18"/>
           <w:lang w:val="en-GB"/>
         </w:rPr>
-        <w:t>Սույն</w:t>
-      </w:r>
-      <w:proofErr w:type="spellEnd"/>
-      <w:r>
-        <w:rPr>
-          <w:rFonts w:ascii="Times New Roman" w:eastAsia="Times New Roman" w:hAnsi="Times New Roman" w:cs="Times New Roman"/>
-          <w:color w:val="000000" w:themeColor="text1"/>
-          <w:sz w:val="18"/>
-          <w:szCs w:val="18"/>
-          <w:lang w:val="en-GB"/>
-        </w:rPr>
-        <w:t xml:space="preserve"> </w:t>
-      </w:r>
-      <w:proofErr w:type="spellStart"/>
-      <w:r>
-        <w:rPr>
-          <w:rFonts w:ascii="Times New Roman" w:eastAsia="Times New Roman" w:hAnsi="Times New Roman" w:cs="Times New Roman"/>
-          <w:color w:val="000000" w:themeColor="text1"/>
-          <w:sz w:val="18"/>
-          <w:szCs w:val="18"/>
-          <w:lang w:val="en-GB"/>
-        </w:rPr>
-        <w:t>Պայմանագիրը</w:t>
-      </w:r>
-      <w:proofErr w:type="spellEnd"/>
-      <w:r>
-        <w:rPr>
-          <w:rFonts w:ascii="Times New Roman" w:eastAsia="Times New Roman" w:hAnsi="Times New Roman" w:cs="Times New Roman"/>
-          <w:color w:val="000000" w:themeColor="text1"/>
-          <w:sz w:val="18"/>
-          <w:szCs w:val="18"/>
-          <w:lang w:val="en-GB"/>
-        </w:rPr>
-        <w:t xml:space="preserve"> </w:t>
-      </w:r>
-      <w:proofErr w:type="spellStart"/>
-      <w:r>
-        <w:rPr>
-          <w:rFonts w:ascii="Times New Roman" w:eastAsia="Times New Roman" w:hAnsi="Times New Roman" w:cs="Times New Roman"/>
-          <w:color w:val="000000" w:themeColor="text1"/>
-          <w:sz w:val="18"/>
-          <w:szCs w:val="18"/>
-          <w:lang w:val="en-GB"/>
-        </w:rPr>
-        <w:t>ուժի</w:t>
-      </w:r>
-      <w:proofErr w:type="spellEnd"/>
-      <w:r>
-        <w:rPr>
-          <w:rFonts w:ascii="Times New Roman" w:eastAsia="Times New Roman" w:hAnsi="Times New Roman" w:cs="Times New Roman"/>
-          <w:color w:val="000000" w:themeColor="text1"/>
-          <w:sz w:val="18"/>
-          <w:szCs w:val="18"/>
-          <w:lang w:val="en-GB"/>
-        </w:rPr>
-        <w:t xml:space="preserve"> </w:t>
-      </w:r>
-      <w:proofErr w:type="spellStart"/>
-      <w:r>
-        <w:rPr>
-          <w:rFonts w:ascii="Times New Roman" w:eastAsia="Times New Roman" w:hAnsi="Times New Roman" w:cs="Times New Roman"/>
-          <w:color w:val="000000" w:themeColor="text1"/>
-          <w:sz w:val="18"/>
-          <w:szCs w:val="18"/>
-          <w:lang w:val="en-GB"/>
-        </w:rPr>
-        <w:t>մեջ</w:t>
-      </w:r>
-      <w:proofErr w:type="spellEnd"/>
-      <w:r>
-        <w:rPr>
-          <w:rFonts w:ascii="Times New Roman" w:eastAsia="Times New Roman" w:hAnsi="Times New Roman" w:cs="Times New Roman"/>
-          <w:color w:val="000000" w:themeColor="text1"/>
-          <w:sz w:val="18"/>
-          <w:szCs w:val="18"/>
-          <w:lang w:val="en-GB"/>
-        </w:rPr>
-        <w:t xml:space="preserve"> է </w:t>
-      </w:r>
-      <w:proofErr w:type="spellStart"/>
-      <w:r>
-        <w:rPr>
-          <w:rFonts w:ascii="Times New Roman" w:eastAsia="Times New Roman" w:hAnsi="Times New Roman" w:cs="Times New Roman"/>
-          <w:color w:val="000000" w:themeColor="text1"/>
-          <w:sz w:val="18"/>
-          <w:szCs w:val="18"/>
-          <w:lang w:val="en-GB"/>
-        </w:rPr>
-        <w:t>մտնում</w:t>
-      </w:r>
-      <w:proofErr w:type="spellEnd"/>
-      <w:r>
-        <w:rPr>
-          <w:rFonts w:ascii="Times New Roman" w:eastAsia="Times New Roman" w:hAnsi="Times New Roman" w:cs="Times New Roman"/>
-          <w:color w:val="000000" w:themeColor="text1"/>
-          <w:sz w:val="18"/>
-          <w:szCs w:val="18"/>
-          <w:lang w:val="en-GB"/>
-        </w:rPr>
-        <w:t xml:space="preserve"> </w:t>
-      </w:r>
-      <w:proofErr w:type="spellStart"/>
-      <w:r>
-        <w:rPr>
-          <w:rFonts w:ascii="Times New Roman" w:eastAsia="Times New Roman" w:hAnsi="Times New Roman" w:cs="Times New Roman"/>
-          <w:color w:val="000000" w:themeColor="text1"/>
-          <w:sz w:val="18"/>
-          <w:szCs w:val="18"/>
-          <w:lang w:val="en-GB"/>
-        </w:rPr>
-        <w:t>ստորագրման</w:t>
-      </w:r>
-      <w:proofErr w:type="spellEnd"/>
-      <w:r>
-        <w:rPr>
-          <w:rFonts w:ascii="Times New Roman" w:eastAsia="Times New Roman" w:hAnsi="Times New Roman" w:cs="Times New Roman"/>
-          <w:color w:val="000000" w:themeColor="text1"/>
-          <w:sz w:val="18"/>
-          <w:szCs w:val="18"/>
-          <w:lang w:val="en-GB"/>
-        </w:rPr>
-        <w:t xml:space="preserve"> </w:t>
-      </w:r>
-      <w:proofErr w:type="spellStart"/>
-      <w:r>
-        <w:rPr>
-          <w:rFonts w:ascii="Times New Roman" w:eastAsia="Times New Roman" w:hAnsi="Times New Roman" w:cs="Times New Roman"/>
-          <w:color w:val="000000" w:themeColor="text1"/>
-          <w:sz w:val="18"/>
-          <w:szCs w:val="18"/>
-          <w:lang w:val="en-GB"/>
-        </w:rPr>
-        <w:t>պահից</w:t>
-      </w:r>
-      <w:proofErr w:type="spellEnd"/>
-      <w:r>
-        <w:rPr>
-          <w:rFonts w:ascii="Times New Roman" w:eastAsia="Times New Roman" w:hAnsi="Times New Roman" w:cs="Times New Roman"/>
-          <w:color w:val="000000" w:themeColor="text1"/>
-          <w:sz w:val="18"/>
-          <w:szCs w:val="18"/>
-          <w:lang w:val="en-GB"/>
-        </w:rPr>
-        <w:t xml:space="preserve"> և </w:t>
-      </w:r>
-      <w:proofErr w:type="spellStart"/>
-      <w:r>
-        <w:rPr>
-          <w:rFonts w:ascii="Times New Roman" w:eastAsia="Times New Roman" w:hAnsi="Times New Roman" w:cs="Times New Roman"/>
-          <w:color w:val="000000" w:themeColor="text1"/>
-          <w:sz w:val="18"/>
-          <w:szCs w:val="18"/>
-          <w:lang w:val="en-GB"/>
-        </w:rPr>
-        <w:t>գործում</w:t>
-      </w:r>
-      <w:proofErr w:type="spellEnd"/>
-      <w:r>
-        <w:rPr>
-          <w:rFonts w:ascii="Times New Roman" w:eastAsia="Times New Roman" w:hAnsi="Times New Roman" w:cs="Times New Roman"/>
-          <w:color w:val="000000" w:themeColor="text1"/>
-          <w:sz w:val="18"/>
-          <w:szCs w:val="18"/>
-          <w:lang w:val="en-GB"/>
-        </w:rPr>
-        <w:t xml:space="preserve"> է </w:t>
-      </w:r>
-      <w:proofErr w:type="spellStart"/>
-      <w:r>
-        <w:rPr>
-          <w:rFonts w:ascii="Times New Roman" w:eastAsia="Times New Roman" w:hAnsi="Times New Roman" w:cs="Times New Roman"/>
-          <w:color w:val="000000" w:themeColor="text1"/>
-          <w:sz w:val="18"/>
-          <w:szCs w:val="18"/>
-          <w:lang w:val="en-GB"/>
-        </w:rPr>
-        <w:t>մինչև</w:t>
-      </w:r>
-      <w:proofErr w:type="spellEnd"/>
-      <w:r>
-        <w:rPr>
-          <w:rFonts w:ascii="Times New Roman" w:eastAsia="Times New Roman" w:hAnsi="Times New Roman" w:cs="Times New Roman"/>
-          <w:color w:val="000000" w:themeColor="text1"/>
-          <w:sz w:val="18"/>
-          <w:szCs w:val="18"/>
-          <w:lang w:val="en-GB"/>
-        </w:rPr>
-        <w:t xml:space="preserve"> </w:t>
-      </w:r>
-      <w:proofErr w:type="spellStart"/>
-      <w:r>
-        <w:rPr>
-          <w:rFonts w:ascii="Times New Roman" w:eastAsia="Times New Roman" w:hAnsi="Times New Roman" w:cs="Times New Roman"/>
-          <w:color w:val="000000" w:themeColor="text1"/>
-          <w:sz w:val="18"/>
-          <w:szCs w:val="18"/>
-          <w:lang w:val="en-GB"/>
-        </w:rPr>
-        <w:t>Վարկային</w:t>
-      </w:r>
-      <w:proofErr w:type="spellEnd"/>
-      <w:r>
-        <w:rPr>
-          <w:rFonts w:ascii="Times New Roman" w:eastAsia="Times New Roman" w:hAnsi="Times New Roman" w:cs="Times New Roman"/>
-          <w:color w:val="000000" w:themeColor="text1"/>
-          <w:sz w:val="18"/>
-          <w:szCs w:val="18"/>
-          <w:lang w:val="en-GB"/>
-        </w:rPr>
-        <w:t xml:space="preserve"> </w:t>
-      </w:r>
-      <w:proofErr w:type="spellStart"/>
-      <w:r>
-        <w:rPr>
-          <w:rFonts w:ascii="Times New Roman" w:eastAsia="Times New Roman" w:hAnsi="Times New Roman" w:cs="Times New Roman"/>
-          <w:color w:val="000000" w:themeColor="text1"/>
-          <w:sz w:val="18"/>
-          <w:szCs w:val="18"/>
-          <w:lang w:val="en-GB"/>
-        </w:rPr>
-        <w:t>պայմանագրով</w:t>
-      </w:r>
-      <w:proofErr w:type="spellEnd"/>
-      <w:r>
-        <w:rPr>
-          <w:rFonts w:ascii="Times New Roman" w:eastAsia="Times New Roman" w:hAnsi="Times New Roman" w:cs="Times New Roman"/>
-          <w:color w:val="000000" w:themeColor="text1"/>
-          <w:sz w:val="18"/>
-          <w:szCs w:val="18"/>
-          <w:lang w:val="en-GB"/>
-        </w:rPr>
-        <w:t xml:space="preserve"> </w:t>
-      </w:r>
-      <w:proofErr w:type="spellStart"/>
-      <w:r>
-        <w:rPr>
-          <w:rFonts w:ascii="Times New Roman" w:eastAsia="Times New Roman" w:hAnsi="Times New Roman" w:cs="Times New Roman"/>
-          <w:color w:val="000000" w:themeColor="text1"/>
-          <w:sz w:val="18"/>
-          <w:szCs w:val="18"/>
-          <w:lang w:val="en-GB"/>
-        </w:rPr>
-        <w:t>նախատեսված</w:t>
-      </w:r>
-      <w:proofErr w:type="spellEnd"/>
-      <w:r>
-        <w:rPr>
-          <w:rFonts w:ascii="Times New Roman" w:eastAsia="Times New Roman" w:hAnsi="Times New Roman" w:cs="Times New Roman"/>
-          <w:color w:val="000000" w:themeColor="text1"/>
-          <w:sz w:val="18"/>
-          <w:szCs w:val="18"/>
-          <w:lang w:val="en-GB"/>
-        </w:rPr>
-        <w:t xml:space="preserve"> </w:t>
-      </w:r>
-      <w:proofErr w:type="spellStart"/>
-      <w:r>
-        <w:rPr>
-          <w:rFonts w:ascii="Times New Roman" w:eastAsia="Times New Roman" w:hAnsi="Times New Roman" w:cs="Times New Roman"/>
-          <w:color w:val="000000" w:themeColor="text1"/>
-          <w:sz w:val="18"/>
-          <w:szCs w:val="18"/>
-          <w:lang w:val="en-GB"/>
-        </w:rPr>
-        <w:t>պարտավորությունների</w:t>
-      </w:r>
-      <w:proofErr w:type="spellEnd"/>
-      <w:r>
-        <w:rPr>
-          <w:rFonts w:ascii="Times New Roman" w:eastAsia="Times New Roman" w:hAnsi="Times New Roman" w:cs="Times New Roman"/>
-          <w:color w:val="000000" w:themeColor="text1"/>
-          <w:sz w:val="18"/>
-          <w:szCs w:val="18"/>
-          <w:lang w:val="en-GB"/>
-        </w:rPr>
-        <w:t xml:space="preserve"> ամբողջական կատարումը</w:t>
+        <w:t>Սույն Պայմանագիրը ուժի մեջ է մտնում ստորագրման պահից և գործում է մինչև Վարկային պայմանագրով նախատեսված պարտավորությունների ամբողջական կատարումը</w:t>
       </w:r>
       <w:r>
         <w:rPr>
